--- a/files/cv.docx
+++ b/files/cv.docx
@@ -110,24 +110,10 @@
                             </w:r>
                             <w:r>
                               <w:rPr>
-                                <w:rFonts w:ascii="Times New Roman" w:hAnsi="Times New Roman" w:cs="Times New Roman"/>
+                                <w:rFonts w:ascii="Times New Roman" w:hAnsi="Times New Roman" w:cs="Times New Roman" w:hint="eastAsia"/>
                                 <w:szCs w:val="21"/>
                               </w:rPr>
-                              <w:t>1</w:t>
-                            </w:r>
-                            <w:r>
-                              <w:rPr>
-                                <w:rFonts w:ascii="Times New Roman" w:hAnsi="Times New Roman" w:cs="Times New Roman"/>
-                                <w:szCs w:val="21"/>
-                              </w:rPr>
-                              <w:t xml:space="preserve"> </w:t>
-                            </w:r>
-                            <w:r>
-                              <w:rPr>
-                                <w:rFonts w:ascii="Times New Roman" w:hAnsi="Times New Roman" w:cs="Times New Roman"/>
-                                <w:szCs w:val="21"/>
-                              </w:rPr>
-                              <w:t>4132752620</w:t>
+                              <w:t>86 188-1787-0825</w:t>
                             </w:r>
                             <w:r>
                               <w:rPr>
@@ -242,24 +228,10 @@
                       </w:r>
                       <w:r>
                         <w:rPr>
-                          <w:rFonts w:ascii="Times New Roman" w:hAnsi="Times New Roman" w:cs="Times New Roman"/>
+                          <w:rFonts w:ascii="Times New Roman" w:hAnsi="Times New Roman" w:cs="Times New Roman" w:hint="eastAsia"/>
                           <w:szCs w:val="21"/>
                         </w:rPr>
-                        <w:t>1</w:t>
-                      </w:r>
-                      <w:r>
-                        <w:rPr>
-                          <w:rFonts w:ascii="Times New Roman" w:hAnsi="Times New Roman" w:cs="Times New Roman"/>
-                          <w:szCs w:val="21"/>
-                        </w:rPr>
-                        <w:t xml:space="preserve"> </w:t>
-                      </w:r>
-                      <w:r>
-                        <w:rPr>
-                          <w:rFonts w:ascii="Times New Roman" w:hAnsi="Times New Roman" w:cs="Times New Roman"/>
-                          <w:szCs w:val="21"/>
-                        </w:rPr>
-                        <w:t>4132752620</w:t>
+                        <w:t>86 188-1787-0825</w:t>
                       </w:r>
                       <w:r>
                         <w:rPr>
@@ -331,6 +303,741 @@
         </w:rPr>
         <w:t>Lijun Zhang</w:t>
       </w:r>
+    </w:p>
+    <w:p>
+      <w:pPr>
+        <w:spacing w:line="276" w:lineRule="auto"/>
+        <w:rPr>
+          <w:rFonts w:ascii="Times New Roman" w:hAnsi="Times New Roman" w:cs="Times New Roman"/>
+          <w:b/>
+          <w:sz w:val="24"/>
+          <w:szCs w:val="24"/>
+        </w:rPr>
+      </w:pPr>
+    </w:p>
+    <w:p>
+      <w:pPr>
+        <w:spacing w:line="276" w:lineRule="auto"/>
+        <w:rPr>
+          <w:rFonts w:ascii="Times New Roman" w:hAnsi="Times New Roman" w:cs="Times New Roman"/>
+          <w:b/>
+          <w:sz w:val="24"/>
+          <w:szCs w:val="24"/>
+        </w:rPr>
+      </w:pPr>
+      <w:r>
+        <w:rPr>
+          <w:rFonts w:ascii="Times New Roman" w:hAnsi="Times New Roman" w:cs="Times New Roman"/>
+          <w:b/>
+          <w:noProof/>
+          <w:sz w:val="52"/>
+          <w:szCs w:val="52"/>
+        </w:rPr>
+        <mc:AlternateContent>
+          <mc:Choice Requires="wps">
+            <w:drawing>
+              <wp:anchor distT="0" distB="0" distL="114300" distR="114300" simplePos="0" relativeHeight="251684352" behindDoc="0" locked="0" layoutInCell="1" allowOverlap="1" wp14:anchorId="26F93A91" wp14:editId="42488566">
+                <wp:simplePos x="0" y="0"/>
+                <wp:positionH relativeFrom="column">
+                  <wp:posOffset>-20955</wp:posOffset>
+                </wp:positionH>
+                <wp:positionV relativeFrom="paragraph">
+                  <wp:posOffset>212354</wp:posOffset>
+                </wp:positionV>
+                <wp:extent cx="5829300" cy="2540"/>
+                <wp:effectExtent l="0" t="0" r="19050" b="35560"/>
+                <wp:wrapNone/>
+                <wp:docPr id="2128963436" name="直接连接符 1"/>
+                <wp:cNvGraphicFramePr/>
+                <a:graphic xmlns:a="http://schemas.openxmlformats.org/drawingml/2006/main">
+                  <a:graphicData uri="http://schemas.microsoft.com/office/word/2010/wordprocessingShape">
+                    <wps:wsp>
+                      <wps:cNvCnPr/>
+                      <wps:spPr>
+                        <a:xfrm flipV="1">
+                          <a:off x="0" y="0"/>
+                          <a:ext cx="5829300" cy="2540"/>
+                        </a:xfrm>
+                        <a:prstGeom prst="line">
+                          <a:avLst/>
+                        </a:prstGeom>
+                      </wps:spPr>
+                      <wps:style>
+                        <a:lnRef idx="1">
+                          <a:schemeClr val="dk1"/>
+                        </a:lnRef>
+                        <a:fillRef idx="0">
+                          <a:schemeClr val="dk1"/>
+                        </a:fillRef>
+                        <a:effectRef idx="0">
+                          <a:schemeClr val="dk1"/>
+                        </a:effectRef>
+                        <a:fontRef idx="minor">
+                          <a:schemeClr val="tx1"/>
+                        </a:fontRef>
+                      </wps:style>
+                      <wps:bodyPr/>
+                    </wps:wsp>
+                  </a:graphicData>
+                </a:graphic>
+                <wp14:sizeRelH relativeFrom="margin">
+                  <wp14:pctWidth>0</wp14:pctWidth>
+                </wp14:sizeRelH>
+                <wp14:sizeRelV relativeFrom="margin">
+                  <wp14:pctHeight>0</wp14:pctHeight>
+                </wp14:sizeRelV>
+              </wp:anchor>
+            </w:drawing>
+          </mc:Choice>
+          <mc:Fallback>
+            <w:pict>
+              <v:line w14:anchorId="39E00D5B" id="直接连接符 1" o:spid="_x0000_s1026" style="position:absolute;flip:y;z-index:251684352;visibility:visible;mso-wrap-style:square;mso-width-percent:0;mso-height-percent:0;mso-wrap-distance-left:9pt;mso-wrap-distance-top:0;mso-wrap-distance-right:9pt;mso-wrap-distance-bottom:0;mso-position-horizontal:absolute;mso-position-horizontal-relative:text;mso-position-vertical:absolute;mso-position-vertical-relative:text;mso-width-percent:0;mso-height-percent:0;mso-width-relative:margin;mso-height-relative:margin" from="-1.65pt,16.7pt" to="457.35pt,16.9pt" o:gfxdata="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" strokecolor="black [3200]" strokeweight=".5pt">
+                <v:stroke joinstyle="miter"/>
+              </v:line>
+            </w:pict>
+          </mc:Fallback>
+        </mc:AlternateContent>
+      </w:r>
+      <w:r>
+        <w:rPr>
+          <w:rFonts w:ascii="Times New Roman" w:hAnsi="Times New Roman" w:cs="Times New Roman"/>
+          <w:b/>
+          <w:sz w:val="24"/>
+          <w:szCs w:val="24"/>
+        </w:rPr>
+        <w:t>EDUCATION</w:t>
+      </w:r>
+      <w:r>
+        <w:rPr>
+          <w:rFonts w:ascii="Times New Roman" w:hAnsi="Times New Roman" w:cs="Times New Roman"/>
+          <w:b/>
+          <w:noProof/>
+        </w:rPr>
+        <mc:AlternateContent>
+          <mc:Choice Requires="wps">
+            <w:drawing>
+              <wp:anchor distT="45720" distB="45720" distL="114300" distR="114300" simplePos="0" relativeHeight="251681280" behindDoc="1" locked="0" layoutInCell="1" allowOverlap="1" wp14:anchorId="733260C9" wp14:editId="6EB7EAD7">
+                <wp:simplePos x="0" y="0"/>
+                <wp:positionH relativeFrom="column">
+                  <wp:posOffset>2743835</wp:posOffset>
+                </wp:positionH>
+                <wp:positionV relativeFrom="paragraph">
+                  <wp:posOffset>166066</wp:posOffset>
+                </wp:positionV>
+                <wp:extent cx="3100705" cy="476250"/>
+                <wp:effectExtent l="0" t="0" r="4445" b="0"/>
+                <wp:wrapNone/>
+                <wp:docPr id="12" name="文本框 4"/>
+                <wp:cNvGraphicFramePr>
+                  <a:graphicFrameLocks xmlns:a="http://schemas.openxmlformats.org/drawingml/2006/main"/>
+                </wp:cNvGraphicFramePr>
+                <a:graphic xmlns:a="http://schemas.openxmlformats.org/drawingml/2006/main">
+                  <a:graphicData uri="http://schemas.microsoft.com/office/word/2010/wordprocessingShape">
+                    <wps:wsp>
+                      <wps:cNvSpPr txBox="1">
+                        <a:spLocks noChangeArrowheads="1"/>
+                      </wps:cNvSpPr>
+                      <wps:spPr bwMode="auto">
+                        <a:xfrm>
+                          <a:off x="0" y="0"/>
+                          <a:ext cx="3100705" cy="476250"/>
+                        </a:xfrm>
+                        <a:prstGeom prst="rect">
+                          <a:avLst/>
+                        </a:prstGeom>
+                        <a:solidFill>
+                          <a:srgbClr val="FFFFFF"/>
+                        </a:solidFill>
+                        <a:ln w="9525">
+                          <a:noFill/>
+                          <a:miter lim="800000"/>
+                          <a:headEnd/>
+                          <a:tailEnd/>
+                        </a:ln>
+                      </wps:spPr>
+                      <wps:txbx>
+                        <w:txbxContent>
+                          <w:p>
+                            <w:pPr>
+                              <w:jc w:val="right"/>
+                              <w:rPr>
+                                <w:rFonts w:ascii="Times New Roman" w:hAnsi="Times New Roman" w:cs="Times New Roman"/>
+                                <w:szCs w:val="21"/>
+                              </w:rPr>
+                            </w:pPr>
+                            <w:r>
+                              <w:rPr>
+                                <w:rFonts w:ascii="Times New Roman" w:hAnsi="Times New Roman" w:cs="Times New Roman"/>
+                                <w:szCs w:val="21"/>
+                              </w:rPr>
+                              <w:t>Sept.2019 – May. 2025</w:t>
+                            </w:r>
+                          </w:p>
+                          <w:p>
+                            <w:pPr>
+                              <w:jc w:val="right"/>
+                              <w:rPr>
+                                <w:rFonts w:ascii="Times New Roman" w:hAnsi="Times New Roman" w:cs="Times New Roman"/>
+                                <w:szCs w:val="21"/>
+                              </w:rPr>
+                            </w:pPr>
+                            <w:r>
+                              <w:rPr>
+                                <w:rFonts w:ascii="Times New Roman" w:hAnsi="Times New Roman" w:cs="Times New Roman"/>
+                                <w:szCs w:val="21"/>
+                              </w:rPr>
+                              <w:t>Overall GPA: 4.0/4.0</w:t>
+                            </w:r>
+                          </w:p>
+                        </w:txbxContent>
+                      </wps:txbx>
+                      <wps:bodyPr rot="0" vert="horz" wrap="square" lIns="91440" tIns="45720" rIns="91440" bIns="45720" anchor="t" anchorCtr="0">
+                        <a:noAutofit/>
+                      </wps:bodyPr>
+                    </wps:wsp>
+                  </a:graphicData>
+                </a:graphic>
+                <wp14:sizeRelH relativeFrom="margin">
+                  <wp14:pctWidth>0</wp14:pctWidth>
+                </wp14:sizeRelH>
+                <wp14:sizeRelV relativeFrom="margin">
+                  <wp14:pctHeight>0</wp14:pctHeight>
+                </wp14:sizeRelV>
+              </wp:anchor>
+            </w:drawing>
+          </mc:Choice>
+          <mc:Fallback>
+            <w:pict>
+              <v:shape w14:anchorId="733260C9" id="文本框 4" o:spid="_x0000_s1027" type="#_x0000_t202" style="position:absolute;left:0;text-align:left;margin-left:216.05pt;margin-top:13.1pt;width:244.15pt;height:37.5pt;z-index:-251635200;visibility:visible;mso-wrap-style:square;mso-width-percent:0;mso-height-percent:0;mso-wrap-distance-left:9pt;mso-wrap-distance-top:3.6pt;mso-wrap-distance-right:9pt;mso-wrap-distance-bottom:3.6pt;mso-position-horizontal:absolute;mso-position-horizontal-relative:text;mso-position-vertical:absolute;mso-position-vertical-relative:text;mso-width-percent:0;mso-height-percent:0;mso-width-relative:margin;mso-height-relative:margin;v-text-anchor:top" o:gfxdata="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" stroked="f">
+                <v:textbox>
+                  <w:txbxContent>
+                    <w:p>
+                      <w:pPr>
+                        <w:jc w:val="right"/>
+                        <w:rPr>
+                          <w:rFonts w:ascii="Times New Roman" w:hAnsi="Times New Roman" w:cs="Times New Roman"/>
+                          <w:szCs w:val="21"/>
+                        </w:rPr>
+                      </w:pPr>
+                      <w:r>
+                        <w:rPr>
+                          <w:rFonts w:ascii="Times New Roman" w:hAnsi="Times New Roman" w:cs="Times New Roman"/>
+                          <w:szCs w:val="21"/>
+                        </w:rPr>
+                        <w:t>Sept.2019 – May. 2025</w:t>
+                      </w:r>
+                    </w:p>
+                    <w:p>
+                      <w:pPr>
+                        <w:jc w:val="right"/>
+                        <w:rPr>
+                          <w:rFonts w:ascii="Times New Roman" w:hAnsi="Times New Roman" w:cs="Times New Roman"/>
+                          <w:szCs w:val="21"/>
+                        </w:rPr>
+                      </w:pPr>
+                      <w:r>
+                        <w:rPr>
+                          <w:rFonts w:ascii="Times New Roman" w:hAnsi="Times New Roman" w:cs="Times New Roman"/>
+                          <w:szCs w:val="21"/>
+                        </w:rPr>
+                        <w:t>Overall GPA: 4.0/4.0</w:t>
+                      </w:r>
+                    </w:p>
+                  </w:txbxContent>
+                </v:textbox>
+              </v:shape>
+            </w:pict>
+          </mc:Fallback>
+        </mc:AlternateContent>
+      </w:r>
+    </w:p>
+    <w:p>
+      <w:pPr>
+        <w:spacing w:line="276" w:lineRule="auto"/>
+        <w:rPr>
+          <w:rFonts w:ascii="Times New Roman" w:hAnsi="Times New Roman" w:cs="Times New Roman"/>
+          <w:b/>
+        </w:rPr>
+      </w:pPr>
+      <w:r>
+        <w:rPr>
+          <w:rFonts w:ascii="Times New Roman" w:hAnsi="Times New Roman" w:cs="Times New Roman"/>
+          <w:b/>
+        </w:rPr>
+        <w:t xml:space="preserve">University of Massachusetts, </w:t>
+      </w:r>
+      <w:r>
+        <w:rPr>
+          <w:rFonts w:ascii="Times New Roman" w:hAnsi="Times New Roman" w:cs="Times New Roman"/>
+          <w:bCs/>
+        </w:rPr>
+        <w:t>Amherst, Amherst MA, USA</w:t>
+      </w:r>
+    </w:p>
+    <w:p>
+      <w:pPr>
+        <w:rPr>
+          <w:rFonts w:ascii="Times New Roman" w:hAnsi="Times New Roman" w:cs="Times New Roman"/>
+          <w:i/>
+        </w:rPr>
+      </w:pPr>
+      <w:r>
+        <w:rPr>
+          <w:rFonts w:ascii="Times New Roman" w:hAnsi="Times New Roman" w:cs="Times New Roman"/>
+          <w:b/>
+          <w:noProof/>
+        </w:rPr>
+        <mc:AlternateContent>
+          <mc:Choice Requires="wps">
+            <w:drawing>
+              <wp:anchor distT="45720" distB="45720" distL="114300" distR="114300" simplePos="0" relativeHeight="251683328" behindDoc="1" locked="0" layoutInCell="1" allowOverlap="1" wp14:anchorId="20B922A2" wp14:editId="7972634F">
+                <wp:simplePos x="0" y="0"/>
+                <wp:positionH relativeFrom="column">
+                  <wp:posOffset>2795905</wp:posOffset>
+                </wp:positionH>
+                <wp:positionV relativeFrom="paragraph">
+                  <wp:posOffset>175591</wp:posOffset>
+                </wp:positionV>
+                <wp:extent cx="3048000" cy="476250"/>
+                <wp:effectExtent l="0" t="0" r="0" b="0"/>
+                <wp:wrapNone/>
+                <wp:docPr id="4" name="文本框 4"/>
+                <wp:cNvGraphicFramePr>
+                  <a:graphicFrameLocks xmlns:a="http://schemas.openxmlformats.org/drawingml/2006/main"/>
+                </wp:cNvGraphicFramePr>
+                <a:graphic xmlns:a="http://schemas.openxmlformats.org/drawingml/2006/main">
+                  <a:graphicData uri="http://schemas.microsoft.com/office/word/2010/wordprocessingShape">
+                    <wps:wsp>
+                      <wps:cNvSpPr txBox="1">
+                        <a:spLocks noChangeArrowheads="1"/>
+                      </wps:cNvSpPr>
+                      <wps:spPr bwMode="auto">
+                        <a:xfrm>
+                          <a:off x="0" y="0"/>
+                          <a:ext cx="3048000" cy="476250"/>
+                        </a:xfrm>
+                        <a:prstGeom prst="rect">
+                          <a:avLst/>
+                        </a:prstGeom>
+                        <a:solidFill>
+                          <a:srgbClr val="FFFFFF"/>
+                        </a:solidFill>
+                        <a:ln w="9525">
+                          <a:noFill/>
+                          <a:miter lim="800000"/>
+                          <a:headEnd/>
+                          <a:tailEnd/>
+                        </a:ln>
+                      </wps:spPr>
+                      <wps:txbx>
+                        <w:txbxContent>
+                          <w:p>
+                            <w:pPr>
+                              <w:jc w:val="right"/>
+                              <w:rPr>
+                                <w:rFonts w:ascii="Times New Roman" w:hAnsi="Times New Roman" w:cs="Times New Roman"/>
+                                <w:szCs w:val="21"/>
+                              </w:rPr>
+                            </w:pPr>
+                            <w:r>
+                              <w:rPr>
+                                <w:rFonts w:ascii="Times New Roman" w:hAnsi="Times New Roman" w:cs="Times New Roman"/>
+                                <w:szCs w:val="21"/>
+                              </w:rPr>
+                              <w:t>Sept.2016 - Mar.2019</w:t>
+                            </w:r>
+                          </w:p>
+                          <w:p>
+                            <w:pPr>
+                              <w:jc w:val="right"/>
+                              <w:rPr>
+                                <w:rFonts w:ascii="Times New Roman" w:hAnsi="Times New Roman" w:cs="Times New Roman"/>
+                                <w:szCs w:val="21"/>
+                              </w:rPr>
+                            </w:pPr>
+                            <w:r>
+                              <w:rPr>
+                                <w:rFonts w:ascii="Times New Roman" w:hAnsi="Times New Roman" w:cs="Times New Roman"/>
+                                <w:szCs w:val="21"/>
+                              </w:rPr>
+                              <w:t>Overall GPA: 4.63/5.0</w:t>
+                            </w:r>
+                          </w:p>
+                        </w:txbxContent>
+                      </wps:txbx>
+                      <wps:bodyPr rot="0" vert="horz" wrap="square" lIns="91440" tIns="45720" rIns="91440" bIns="45720" anchor="t" anchorCtr="0">
+                        <a:noAutofit/>
+                      </wps:bodyPr>
+                    </wps:wsp>
+                  </a:graphicData>
+                </a:graphic>
+                <wp14:sizeRelH relativeFrom="margin">
+                  <wp14:pctWidth>0</wp14:pctWidth>
+                </wp14:sizeRelH>
+                <wp14:sizeRelV relativeFrom="margin">
+                  <wp14:pctHeight>0</wp14:pctHeight>
+                </wp14:sizeRelV>
+              </wp:anchor>
+            </w:drawing>
+          </mc:Choice>
+          <mc:Fallback>
+            <w:pict>
+              <v:shape w14:anchorId="20B922A2" id="_x0000_s1028" type="#_x0000_t202" style="position:absolute;left:0;text-align:left;margin-left:220.15pt;margin-top:13.85pt;width:240pt;height:37.5pt;z-index:-251633152;visibility:visible;mso-wrap-style:square;mso-width-percent:0;mso-height-percent:0;mso-wrap-distance-left:9pt;mso-wrap-distance-top:3.6pt;mso-wrap-distance-right:9pt;mso-wrap-distance-bottom:3.6pt;mso-position-horizontal:absolute;mso-position-horizontal-relative:text;mso-position-vertical:absolute;mso-position-vertical-relative:text;mso-width-percent:0;mso-height-percent:0;mso-width-relative:margin;mso-height-relative:margin;v-text-anchor:top" o:gfxdata="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" stroked="f">
+                <v:textbox>
+                  <w:txbxContent>
+                    <w:p>
+                      <w:pPr>
+                        <w:jc w:val="right"/>
+                        <w:rPr>
+                          <w:rFonts w:ascii="Times New Roman" w:hAnsi="Times New Roman" w:cs="Times New Roman"/>
+                          <w:szCs w:val="21"/>
+                        </w:rPr>
+                      </w:pPr>
+                      <w:r>
+                        <w:rPr>
+                          <w:rFonts w:ascii="Times New Roman" w:hAnsi="Times New Roman" w:cs="Times New Roman"/>
+                          <w:szCs w:val="21"/>
+                        </w:rPr>
+                        <w:t>Sept.2016 - Mar.2019</w:t>
+                      </w:r>
+                    </w:p>
+                    <w:p>
+                      <w:pPr>
+                        <w:jc w:val="right"/>
+                        <w:rPr>
+                          <w:rFonts w:ascii="Times New Roman" w:hAnsi="Times New Roman" w:cs="Times New Roman"/>
+                          <w:szCs w:val="21"/>
+                        </w:rPr>
+                      </w:pPr>
+                      <w:r>
+                        <w:rPr>
+                          <w:rFonts w:ascii="Times New Roman" w:hAnsi="Times New Roman" w:cs="Times New Roman"/>
+                          <w:szCs w:val="21"/>
+                        </w:rPr>
+                        <w:t>Overall GPA: 4.63/5.0</w:t>
+                      </w:r>
+                    </w:p>
+                  </w:txbxContent>
+                </v:textbox>
+              </v:shape>
+            </w:pict>
+          </mc:Fallback>
+        </mc:AlternateContent>
+      </w:r>
+      <w:r>
+        <w:rPr>
+          <w:rFonts w:ascii="Times New Roman" w:hAnsi="Times New Roman" w:cs="Times New Roman"/>
+          <w:i/>
+        </w:rPr>
+        <w:t>Ph.D</w:t>
+      </w:r>
+      <w:r>
+        <w:rPr>
+          <w:rFonts w:ascii="Times New Roman" w:hAnsi="Times New Roman" w:cs="Times New Roman"/>
+          <w:i/>
+        </w:rPr>
+        <w:t xml:space="preserve">. in </w:t>
+      </w:r>
+      <w:r>
+        <w:rPr>
+          <w:rFonts w:ascii="Times New Roman" w:hAnsi="Times New Roman" w:cs="Times New Roman"/>
+          <w:i/>
+        </w:rPr>
+        <w:t>the College of Computer Science</w:t>
+      </w:r>
+    </w:p>
+    <w:p>
+      <w:pPr>
+        <w:spacing w:line="276" w:lineRule="auto"/>
+        <w:rPr>
+          <w:rFonts w:ascii="Times New Roman" w:hAnsi="Times New Roman" w:cs="Times New Roman"/>
+          <w:b/>
+        </w:rPr>
+      </w:pPr>
+      <w:r>
+        <w:rPr>
+          <w:rFonts w:ascii="Times New Roman" w:hAnsi="Times New Roman" w:cs="Times New Roman"/>
+          <w:b/>
+        </w:rPr>
+        <w:t>Tongji University</w:t>
+      </w:r>
+      <w:r>
+        <w:rPr>
+          <w:rFonts w:ascii="Times New Roman" w:hAnsi="Times New Roman" w:cs="Times New Roman"/>
+          <w:b/>
+        </w:rPr>
+        <w:t xml:space="preserve">, </w:t>
+      </w:r>
+      <w:r>
+        <w:rPr>
+          <w:rFonts w:ascii="Times New Roman" w:hAnsi="Times New Roman" w:cs="Times New Roman"/>
+          <w:bCs/>
+        </w:rPr>
+        <w:t>Shanghai, China</w:t>
+      </w:r>
+    </w:p>
+    <w:p>
+      <w:pPr>
+        <w:rPr>
+          <w:rFonts w:ascii="Times New Roman" w:hAnsi="Times New Roman" w:cs="Times New Roman"/>
+          <w:i/>
+        </w:rPr>
+      </w:pPr>
+      <w:r>
+        <w:rPr>
+          <w:rFonts w:ascii="Times New Roman" w:hAnsi="Times New Roman" w:cs="Times New Roman"/>
+          <w:i/>
+        </w:rPr>
+        <w:t>M.</w:t>
+      </w:r>
+      <w:r>
+        <w:rPr>
+          <w:rFonts w:ascii="Times New Roman" w:hAnsi="Times New Roman" w:cs="Times New Roman" w:hint="eastAsia"/>
+          <w:i/>
+        </w:rPr>
+        <w:t>Sc</w:t>
+      </w:r>
+      <w:r>
+        <w:rPr>
+          <w:rFonts w:ascii="Times New Roman" w:hAnsi="Times New Roman" w:cs="Times New Roman"/>
+          <w:i/>
+        </w:rPr>
+        <w:t>. in Software Engineering</w:t>
+      </w:r>
+      <w:r>
+        <w:rPr>
+          <w:rFonts w:ascii="Times New Roman" w:hAnsi="Times New Roman" w:cs="Times New Roman"/>
+          <w:noProof/>
+        </w:rPr>
+        <mc:AlternateContent>
+          <mc:Choice Requires="wps">
+            <w:drawing>
+              <wp:anchor distT="45720" distB="45720" distL="114300" distR="114300" simplePos="0" relativeHeight="251682304" behindDoc="1" locked="0" layoutInCell="1" allowOverlap="1" wp14:anchorId="3458D253" wp14:editId="4E89811C">
+                <wp:simplePos x="0" y="0"/>
+                <wp:positionH relativeFrom="column">
+                  <wp:posOffset>2803525</wp:posOffset>
+                </wp:positionH>
+                <wp:positionV relativeFrom="paragraph">
+                  <wp:posOffset>165404</wp:posOffset>
+                </wp:positionV>
+                <wp:extent cx="3048000" cy="476250"/>
+                <wp:effectExtent l="0" t="0" r="0" b="0"/>
+                <wp:wrapNone/>
+                <wp:docPr id="6" name="文本框 6"/>
+                <wp:cNvGraphicFramePr>
+                  <a:graphicFrameLocks xmlns:a="http://schemas.openxmlformats.org/drawingml/2006/main"/>
+                </wp:cNvGraphicFramePr>
+                <a:graphic xmlns:a="http://schemas.openxmlformats.org/drawingml/2006/main">
+                  <a:graphicData uri="http://schemas.microsoft.com/office/word/2010/wordprocessingShape">
+                    <wps:wsp>
+                      <wps:cNvSpPr txBox="1">
+                        <a:spLocks noChangeArrowheads="1"/>
+                      </wps:cNvSpPr>
+                      <wps:spPr bwMode="auto">
+                        <a:xfrm>
+                          <a:off x="0" y="0"/>
+                          <a:ext cx="3048000" cy="476250"/>
+                        </a:xfrm>
+                        <a:prstGeom prst="rect">
+                          <a:avLst/>
+                        </a:prstGeom>
+                        <a:solidFill>
+                          <a:srgbClr val="FFFFFF"/>
+                        </a:solidFill>
+                        <a:ln w="9525">
+                          <a:noFill/>
+                          <a:miter lim="800000"/>
+                          <a:headEnd/>
+                          <a:tailEnd/>
+                        </a:ln>
+                      </wps:spPr>
+                      <wps:txbx>
+                        <w:txbxContent>
+                          <w:p>
+                            <w:pPr>
+                              <w:tabs>
+                                <w:tab w:val="left" w:pos="1418"/>
+                              </w:tabs>
+                              <w:jc w:val="right"/>
+                              <w:rPr>
+                                <w:rFonts w:ascii="Times New Roman" w:hAnsi="Times New Roman" w:cs="Times New Roman"/>
+                                <w:szCs w:val="21"/>
+                              </w:rPr>
+                            </w:pPr>
+                            <w:r>
+                              <w:rPr>
+                                <w:rFonts w:ascii="Times New Roman" w:hAnsi="Times New Roman" w:cs="Times New Roman"/>
+                                <w:szCs w:val="21"/>
+                              </w:rPr>
+                              <w:t>Sept.2012 - Jun.2016</w:t>
+                            </w:r>
+                          </w:p>
+                          <w:p>
+                            <w:pPr>
+                              <w:jc w:val="right"/>
+                              <w:rPr>
+                                <w:rFonts w:ascii="Times New Roman" w:hAnsi="Times New Roman" w:cs="Times New Roman"/>
+                                <w:szCs w:val="21"/>
+                              </w:rPr>
+                            </w:pPr>
+                            <w:r>
+                              <w:rPr>
+                                <w:rFonts w:ascii="Times New Roman" w:hAnsi="Times New Roman" w:cs="Times New Roman"/>
+                                <w:szCs w:val="21"/>
+                              </w:rPr>
+                              <w:t>Overall GPA: 4.78/5.0</w:t>
+                            </w:r>
+                          </w:p>
+                          <w:p>
+                            <w:pPr>
+                              <w:tabs>
+                                <w:tab w:val="left" w:pos="1418"/>
+                              </w:tabs>
+                              <w:jc w:val="right"/>
+                              <w:rPr>
+                                <w:rFonts w:ascii="Times New Roman" w:hAnsi="Times New Roman" w:cs="Times New Roman"/>
+                                <w:szCs w:val="21"/>
+                              </w:rPr>
+                            </w:pPr>
+                          </w:p>
+                        </w:txbxContent>
+                      </wps:txbx>
+                      <wps:bodyPr rot="0" vert="horz" wrap="square" lIns="91440" tIns="45720" rIns="91440" bIns="45720" anchor="t" anchorCtr="0">
+                        <a:noAutofit/>
+                      </wps:bodyPr>
+                    </wps:wsp>
+                  </a:graphicData>
+                </a:graphic>
+                <wp14:sizeRelH relativeFrom="margin">
+                  <wp14:pctWidth>0</wp14:pctWidth>
+                </wp14:sizeRelH>
+                <wp14:sizeRelV relativeFrom="margin">
+                  <wp14:pctHeight>0</wp14:pctHeight>
+                </wp14:sizeRelV>
+              </wp:anchor>
+            </w:drawing>
+          </mc:Choice>
+          <mc:Fallback>
+            <w:pict>
+              <v:shape w14:anchorId="3458D253" id="文本框 6" o:spid="_x0000_s1029" type="#_x0000_t202" style="position:absolute;left:0;text-align:left;margin-left:220.75pt;margin-top:13pt;width:240pt;height:37.5pt;z-index:-251634176;visibility:visible;mso-wrap-style:square;mso-width-percent:0;mso-height-percent:0;mso-wrap-distance-left:9pt;mso-wrap-distance-top:3.6pt;mso-wrap-distance-right:9pt;mso-wrap-distance-bottom:3.6pt;mso-position-horizontal:absolute;mso-position-horizontal-relative:text;mso-position-vertical:absolute;mso-position-vertical-relative:text;mso-width-percent:0;mso-height-percent:0;mso-width-relative:margin;mso-height-relative:margin;v-text-anchor:top" o:gfxdata="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" stroked="f">
+                <v:textbox>
+                  <w:txbxContent>
+                    <w:p>
+                      <w:pPr>
+                        <w:tabs>
+                          <w:tab w:val="left" w:pos="1418"/>
+                        </w:tabs>
+                        <w:jc w:val="right"/>
+                        <w:rPr>
+                          <w:rFonts w:ascii="Times New Roman" w:hAnsi="Times New Roman" w:cs="Times New Roman"/>
+                          <w:szCs w:val="21"/>
+                        </w:rPr>
+                      </w:pPr>
+                      <w:r>
+                        <w:rPr>
+                          <w:rFonts w:ascii="Times New Roman" w:hAnsi="Times New Roman" w:cs="Times New Roman"/>
+                          <w:szCs w:val="21"/>
+                        </w:rPr>
+                        <w:t>Sept.2012 - Jun.2016</w:t>
+                      </w:r>
+                    </w:p>
+                    <w:p>
+                      <w:pPr>
+                        <w:jc w:val="right"/>
+                        <w:rPr>
+                          <w:rFonts w:ascii="Times New Roman" w:hAnsi="Times New Roman" w:cs="Times New Roman"/>
+                          <w:szCs w:val="21"/>
+                        </w:rPr>
+                      </w:pPr>
+                      <w:r>
+                        <w:rPr>
+                          <w:rFonts w:ascii="Times New Roman" w:hAnsi="Times New Roman" w:cs="Times New Roman"/>
+                          <w:szCs w:val="21"/>
+                        </w:rPr>
+                        <w:t>Overall GPA: 4.78/5.0</w:t>
+                      </w:r>
+                    </w:p>
+                    <w:p>
+                      <w:pPr>
+                        <w:tabs>
+                          <w:tab w:val="left" w:pos="1418"/>
+                        </w:tabs>
+                        <w:jc w:val="right"/>
+                        <w:rPr>
+                          <w:rFonts w:ascii="Times New Roman" w:hAnsi="Times New Roman" w:cs="Times New Roman"/>
+                          <w:szCs w:val="21"/>
+                        </w:rPr>
+                      </w:pPr>
+                    </w:p>
+                  </w:txbxContent>
+                </v:textbox>
+              </v:shape>
+            </w:pict>
+          </mc:Fallback>
+        </mc:AlternateContent>
+      </w:r>
+    </w:p>
+    <w:p>
+      <w:pPr>
+        <w:rPr>
+          <w:rFonts w:ascii="Times New Roman" w:hAnsi="Times New Roman" w:cs="Times New Roman"/>
+          <w:b/>
+        </w:rPr>
+      </w:pPr>
+      <w:r>
+        <w:rPr>
+          <w:rFonts w:ascii="Times New Roman" w:hAnsi="Times New Roman" w:cs="Times New Roman"/>
+          <w:b/>
+        </w:rPr>
+        <w:t>Tongji University</w:t>
+      </w:r>
+      <w:r>
+        <w:rPr>
+          <w:rFonts w:ascii="Times New Roman" w:hAnsi="Times New Roman" w:cs="Times New Roman"/>
+          <w:b/>
+        </w:rPr>
+        <w:t xml:space="preserve">, </w:t>
+      </w:r>
+      <w:r>
+        <w:rPr>
+          <w:rFonts w:ascii="Times New Roman" w:hAnsi="Times New Roman" w:cs="Times New Roman"/>
+          <w:bCs/>
+        </w:rPr>
+        <w:t>Shanghai, China</w:t>
+      </w:r>
+    </w:p>
+    <w:p>
+      <w:pPr>
+        <w:rPr>
+          <w:rFonts w:ascii="Times New Roman" w:hAnsi="Times New Roman" w:cs="Times New Roman"/>
+          <w:i/>
+        </w:rPr>
+      </w:pPr>
+      <w:r>
+        <w:rPr>
+          <w:rFonts w:ascii="Times New Roman" w:hAnsi="Times New Roman" w:cs="Times New Roman" w:hint="eastAsia"/>
+          <w:i/>
+        </w:rPr>
+        <w:t>B</w:t>
+      </w:r>
+      <w:r>
+        <w:rPr>
+          <w:rFonts w:ascii="Times New Roman" w:hAnsi="Times New Roman" w:cs="Times New Roman"/>
+          <w:i/>
+        </w:rPr>
+        <w:t>.Eng. in</w:t>
+      </w:r>
+      <w:bookmarkStart w:id="0" w:name="OLE_LINK5"/>
+      <w:bookmarkStart w:id="1" w:name="OLE_LINK6"/>
+      <w:r>
+        <w:rPr>
+          <w:rFonts w:ascii="Times New Roman" w:hAnsi="Times New Roman" w:cs="Times New Roman"/>
+          <w:i/>
+        </w:rPr>
+        <w:t xml:space="preserve"> Software Engineering</w:t>
+      </w:r>
+      <w:bookmarkEnd w:id="0"/>
+      <w:bookmarkEnd w:id="1"/>
     </w:p>
     <w:p>
       <w:pPr>
@@ -436,7 +1143,7 @@
           </mc:Choice>
           <mc:Fallback>
             <w:pict>
-              <v:shape w14:anchorId="521A2F22" id="文本框 4" o:spid="_x0000_s1027" type="#_x0000_t202" style="position:absolute;left:0;text-align:left;margin-left:214.1pt;margin-top:13.9pt;width:244.15pt;height:20pt;z-index:-251651584;visibility:visible;mso-wrap-style:square;mso-width-percent:0;mso-height-percent:0;mso-wrap-distance-left:9pt;mso-wrap-distance-top:3.6pt;mso-wrap-distance-right:9pt;mso-wrap-distance-bottom:3.6pt;mso-position-horizontal:absolute;mso-position-horizontal-relative:text;mso-position-vertical:absolute;mso-position-vertical-relative:text;mso-width-percent:0;mso-height-percent:0;mso-width-relative:margin;mso-height-relative:margin;v-text-anchor:top" o:gfxdata="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" stroked="f">
+              <v:shape w14:anchorId="521A2F22" id="_x0000_s1030" type="#_x0000_t202" style="position:absolute;left:0;text-align:left;margin-left:214.1pt;margin-top:13.9pt;width:244.15pt;height:20pt;z-index:-251651584;visibility:visible;mso-wrap-style:square;mso-width-percent:0;mso-height-percent:0;mso-wrap-distance-left:9pt;mso-wrap-distance-top:3.6pt;mso-wrap-distance-right:9pt;mso-wrap-distance-bottom:3.6pt;mso-position-horizontal:absolute;mso-position-horizontal-relative:text;mso-position-vertical:absolute;mso-position-vertical-relative:text;mso-width-percent:0;mso-height-percent:0;mso-width-relative:margin;mso-height-relative:margin;v-text-anchor:top" o:gfxdata="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" stroked="f">
                 <v:textbox>
                   <w:txbxContent>
                     <w:p>
@@ -529,7 +1236,7 @@
           </mc:Choice>
           <mc:Fallback>
             <w:pict>
-              <v:line w14:anchorId="018D21AF" id="直接连接符 1668495218" o:spid="_x0000_s1026" style="position:absolute;flip:y;z-index:251670016;visibility:visible;mso-wrap-style:square;mso-width-percent:0;mso-height-percent:0;mso-wrap-distance-left:9pt;mso-wrap-distance-top:0;mso-wrap-distance-right:9pt;mso-wrap-distance-bottom:0;mso-position-horizontal:absolute;mso-position-horizontal-relative:text;mso-position-vertical:absolute;mso-position-vertical-relative:text;mso-width-percent:0;mso-height-percent:0;mso-width-relative:margin;mso-height-relative:margin" from="-1.65pt,16.7pt" to="457.35pt,16.9pt" o:gfxdata="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" strokecolor="black [3200]" strokeweight=".5pt">
+              <v:line w14:anchorId="301181A0" id="直接连接符 1668495218" o:spid="_x0000_s1026" style="position:absolute;flip:y;z-index:251670016;visibility:visible;mso-wrap-style:square;mso-width-percent:0;mso-height-percent:0;mso-wrap-distance-left:9pt;mso-wrap-distance-top:0;mso-wrap-distance-right:9pt;mso-wrap-distance-bottom:0;mso-position-horizontal:absolute;mso-position-horizontal-relative:text;mso-position-vertical:absolute;mso-position-vertical-relative:text;mso-width-percent:0;mso-height-percent:0;mso-width-relative:margin;mso-height-relative:margin" from="-1.65pt,16.7pt" to="457.35pt,16.9pt" o:gfxdata="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" strokecolor="black [3200]" strokeweight=".5pt">
                 <v:stroke joinstyle="miter"/>
               </v:line>
             </w:pict>
@@ -594,7 +1301,39 @@
           <w:i/>
           <w:iCs/>
         </w:rPr>
-        <w:t>Postdoc Scientist</w:t>
+        <w:t>Postdoc</w:t>
+      </w:r>
+      <w:r>
+        <w:rPr>
+          <w:rFonts w:ascii="Times New Roman" w:hAnsi="Times New Roman" w:cs="Times New Roman" w:hint="eastAsia"/>
+          <w:i/>
+          <w:iCs/>
+        </w:rPr>
+        <w:t>t</w:t>
+      </w:r>
+      <w:r>
+        <w:rPr>
+          <w:rFonts w:ascii="Times New Roman" w:hAnsi="Times New Roman" w:cs="Times New Roman" w:hint="eastAsia"/>
+          <w:i/>
+          <w:iCs/>
+        </w:rPr>
+        <w:t>or</w:t>
+      </w:r>
+      <w:r>
+        <w:rPr>
+          <w:rFonts w:ascii="Times New Roman" w:hAnsi="Times New Roman" w:cs="Times New Roman" w:hint="eastAsia"/>
+          <w:i/>
+          <w:iCs/>
+        </w:rPr>
+        <w:t>al</w:t>
+      </w:r>
+      <w:r>
+        <w:rPr>
+          <w:rFonts w:ascii="Times New Roman" w:hAnsi="Times New Roman" w:cs="Times New Roman"/>
+          <w:i/>
+          <w:iCs/>
+        </w:rPr>
+        <w:t xml:space="preserve"> Scientist</w:t>
       </w:r>
     </w:p>
     <w:p>
@@ -621,21 +1360,7 @@
         <w:rPr>
           <w:rFonts w:ascii="Times New Roman" w:hAnsi="Times New Roman" w:cs="Times New Roman"/>
         </w:rPr>
-        <w:t xml:space="preserve"> independent </w:t>
-      </w:r>
-      <w:proofErr w:type="gramStart"/>
-      <w:r>
-        <w:rPr>
-          <w:rFonts w:ascii="Times New Roman" w:hAnsi="Times New Roman" w:cs="Times New Roman"/>
-        </w:rPr>
-        <w:t>research</w:t>
-      </w:r>
-      <w:proofErr w:type="gramEnd"/>
-      <w:r>
-        <w:rPr>
-          <w:rFonts w:ascii="Times New Roman" w:hAnsi="Times New Roman" w:cs="Times New Roman"/>
-        </w:rPr>
-        <w:t xml:space="preserve"> bridging cutting-edge machine learning techniques with practical system-level applications.</w:t>
+        <w:t xml:space="preserve"> independent research bridging cutting-edge machine learning techniques with practical system-level applications.</w:t>
       </w:r>
     </w:p>
     <w:p>
@@ -731,7 +1456,7 @@
           </mc:Choice>
           <mc:Fallback>
             <w:pict>
-              <v:shape w14:anchorId="219BA5A5" id="_x0000_s1028" type="#_x0000_t202" style="position:absolute;left:0;text-align:left;margin-left:213.35pt;margin-top:11.85pt;width:244.15pt;height:26.3pt;z-index:-251640320;visibility:visible;mso-wrap-style:square;mso-width-percent:0;mso-height-percent:0;mso-wrap-distance-left:9pt;mso-wrap-distance-top:3.6pt;mso-wrap-distance-right:9pt;mso-wrap-distance-bottom:3.6pt;mso-position-horizontal:absolute;mso-position-horizontal-relative:text;mso-position-vertical:absolute;mso-position-vertical-relative:text;mso-width-percent:0;mso-height-percent:0;mso-width-relative:margin;mso-height-relative:margin;v-text-anchor:top" o:gfxdata="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" stroked="f">
+              <v:shape w14:anchorId="219BA5A5" id="_x0000_s1031" type="#_x0000_t202" style="position:absolute;left:0;text-align:left;margin-left:213.35pt;margin-top:11.85pt;width:244.15pt;height:26.3pt;z-index:-251640320;visibility:visible;mso-wrap-style:square;mso-width-percent:0;mso-height-percent:0;mso-wrap-distance-left:9pt;mso-wrap-distance-top:3.6pt;mso-wrap-distance-right:9pt;mso-wrap-distance-bottom:3.6pt;mso-position-horizontal:absolute;mso-position-horizontal-relative:text;mso-position-vertical:absolute;mso-position-vertical-relative:text;mso-width-percent:0;mso-height-percent:0;mso-width-relative:margin;mso-height-relative:margin;v-text-anchor:top" o:gfxdata="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" stroked="f">
                 <v:textbox>
                   <w:txbxContent>
                     <w:p>
@@ -968,7 +1693,7 @@
           </mc:Choice>
           <mc:Fallback>
             <w:pict>
-              <v:shape w14:anchorId="06F2A444" id="文本框 11" o:spid="_x0000_s1029" type="#_x0000_t202" style="position:absolute;left:0;text-align:left;margin-left:220.7pt;margin-top:15.8pt;width:240pt;height:37.5pt;z-index:-251644416;visibility:visible;mso-wrap-style:square;mso-width-percent:0;mso-height-percent:0;mso-wrap-distance-left:9pt;mso-wrap-distance-top:3.6pt;mso-wrap-distance-right:9pt;mso-wrap-distance-bottom:3.6pt;mso-position-horizontal:absolute;mso-position-horizontal-relative:margin;mso-position-vertical:absolute;mso-position-vertical-relative:text;mso-width-percent:0;mso-height-percent:0;mso-width-relative:margin;mso-height-relative:margin;v-text-anchor:top" o:gfxdata="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" stroked="f">
+              <v:shape w14:anchorId="06F2A444" id="文本框 11" o:spid="_x0000_s1032" type="#_x0000_t202" style="position:absolute;left:0;text-align:left;margin-left:220.7pt;margin-top:15.8pt;width:240pt;height:37.5pt;z-index:-251644416;visibility:visible;mso-wrap-style:square;mso-width-percent:0;mso-height-percent:0;mso-wrap-distance-left:9pt;mso-wrap-distance-top:3.6pt;mso-wrap-distance-right:9pt;mso-wrap-distance-bottom:3.6pt;mso-position-horizontal:absolute;mso-position-horizontal-relative:margin;mso-position-vertical:absolute;mso-position-vertical-relative:text;mso-width-percent:0;mso-height-percent:0;mso-width-relative:margin;mso-height-relative:margin;v-text-anchor:top" o:gfxdata="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" stroked="f">
                 <v:textbox>
                   <w:txbxContent>
                     <w:p>
@@ -1061,21 +1786,7 @@
         <w:rPr>
           <w:rFonts w:ascii="Times New Roman" w:hAnsi="Times New Roman" w:cs="Times New Roman"/>
         </w:rPr>
-        <w:t xml:space="preserve">Design and provide multi-task </w:t>
-      </w:r>
-      <w:proofErr w:type="gramStart"/>
-      <w:r>
-        <w:rPr>
-          <w:rFonts w:ascii="Times New Roman" w:hAnsi="Times New Roman" w:cs="Times New Roman"/>
-        </w:rPr>
-        <w:t>solution</w:t>
-      </w:r>
-      <w:proofErr w:type="gramEnd"/>
-      <w:r>
-        <w:rPr>
-          <w:rFonts w:ascii="Times New Roman" w:hAnsi="Times New Roman" w:cs="Times New Roman"/>
-        </w:rPr>
-        <w:t xml:space="preserve"> to the multiple vision tasks involved in the Amazon Robotics Stow system. </w:t>
+        <w:t xml:space="preserve">Design and provide multi-task solution to the multiple vision tasks involved in the Amazon Robotics Stow system. </w:t>
       </w:r>
     </w:p>
     <w:p>
@@ -1115,956 +1826,6 @@
         </w:rPr>
         <w:t>Overcame the challenge from disjoint training datasets for different tasks and successfully constructed a multi-task model with high accuracy as single-task models and much lower latency and computations.</w:t>
       </w:r>
-    </w:p>
-    <w:p>
-      <w:pPr>
-        <w:spacing w:line="276" w:lineRule="auto"/>
-        <w:rPr>
-          <w:rFonts w:ascii="Times New Roman" w:hAnsi="Times New Roman" w:cs="Times New Roman"/>
-          <w:b/>
-        </w:rPr>
-      </w:pPr>
-    </w:p>
-    <w:p>
-      <w:pPr>
-        <w:spacing w:line="276" w:lineRule="auto"/>
-        <w:rPr>
-          <w:rFonts w:ascii="Times New Roman" w:hAnsi="Times New Roman" w:cs="Times New Roman"/>
-          <w:b/>
-          <w:sz w:val="24"/>
-          <w:szCs w:val="24"/>
-        </w:rPr>
-      </w:pPr>
-      <w:r>
-        <w:rPr>
-          <w:rFonts w:ascii="Times New Roman" w:hAnsi="Times New Roman" w:cs="Times New Roman"/>
-          <w:b/>
-          <w:noProof/>
-          <w:sz w:val="52"/>
-          <w:szCs w:val="52"/>
-        </w:rPr>
-        <mc:AlternateContent>
-          <mc:Choice Requires="wps">
-            <w:drawing>
-              <wp:anchor distT="0" distB="0" distL="114300" distR="114300" simplePos="0" relativeHeight="251670528" behindDoc="0" locked="0" layoutInCell="1" allowOverlap="1" wp14:anchorId="49C1201F" wp14:editId="46D7F14D">
-                <wp:simplePos x="0" y="0"/>
-                <wp:positionH relativeFrom="column">
-                  <wp:posOffset>-20955</wp:posOffset>
-                </wp:positionH>
-                <wp:positionV relativeFrom="paragraph">
-                  <wp:posOffset>212354</wp:posOffset>
-                </wp:positionV>
-                <wp:extent cx="5829300" cy="2540"/>
-                <wp:effectExtent l="0" t="0" r="19050" b="35560"/>
-                <wp:wrapNone/>
-                <wp:docPr id="2128963436" name="直接连接符 1"/>
-                <wp:cNvGraphicFramePr/>
-                <a:graphic xmlns:a="http://schemas.openxmlformats.org/drawingml/2006/main">
-                  <a:graphicData uri="http://schemas.microsoft.com/office/word/2010/wordprocessingShape">
-                    <wps:wsp>
-                      <wps:cNvCnPr/>
-                      <wps:spPr>
-                        <a:xfrm flipV="1">
-                          <a:off x="0" y="0"/>
-                          <a:ext cx="5829300" cy="2540"/>
-                        </a:xfrm>
-                        <a:prstGeom prst="line">
-                          <a:avLst/>
-                        </a:prstGeom>
-                      </wps:spPr>
-                      <wps:style>
-                        <a:lnRef idx="1">
-                          <a:schemeClr val="dk1"/>
-                        </a:lnRef>
-                        <a:fillRef idx="0">
-                          <a:schemeClr val="dk1"/>
-                        </a:fillRef>
-                        <a:effectRef idx="0">
-                          <a:schemeClr val="dk1"/>
-                        </a:effectRef>
-                        <a:fontRef idx="minor">
-                          <a:schemeClr val="tx1"/>
-                        </a:fontRef>
-                      </wps:style>
-                      <wps:bodyPr/>
-                    </wps:wsp>
-                  </a:graphicData>
-                </a:graphic>
-                <wp14:sizeRelH relativeFrom="margin">
-                  <wp14:pctWidth>0</wp14:pctWidth>
-                </wp14:sizeRelH>
-                <wp14:sizeRelV relativeFrom="margin">
-                  <wp14:pctHeight>0</wp14:pctHeight>
-                </wp14:sizeRelV>
-              </wp:anchor>
-            </w:drawing>
-          </mc:Choice>
-          <mc:Fallback>
-            <w:pict>
-              <v:line w14:anchorId="095237AE" id="直接连接符 1" o:spid="_x0000_s1026" style="position:absolute;flip:y;z-index:251670528;visibility:visible;mso-wrap-style:square;mso-width-percent:0;mso-height-percent:0;mso-wrap-distance-left:9pt;mso-wrap-distance-top:0;mso-wrap-distance-right:9pt;mso-wrap-distance-bottom:0;mso-position-horizontal:absolute;mso-position-horizontal-relative:text;mso-position-vertical:absolute;mso-position-vertical-relative:text;mso-width-percent:0;mso-height-percent:0;mso-width-relative:margin;mso-height-relative:margin" from="-1.65pt,16.7pt" to="457.35pt,16.9pt" o:gfxdata="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" strokecolor="black [3200]" strokeweight=".5pt">
-                <v:stroke joinstyle="miter"/>
-              </v:line>
-            </w:pict>
-          </mc:Fallback>
-        </mc:AlternateContent>
-      </w:r>
-      <w:r>
-        <w:rPr>
-          <w:rFonts w:ascii="Times New Roman" w:hAnsi="Times New Roman" w:cs="Times New Roman"/>
-          <w:b/>
-          <w:sz w:val="24"/>
-          <w:szCs w:val="24"/>
-        </w:rPr>
-        <w:t>EDUCATION</w:t>
-      </w:r>
-      <w:r>
-        <w:rPr>
-          <w:rFonts w:ascii="Times New Roman" w:hAnsi="Times New Roman" w:cs="Times New Roman"/>
-          <w:b/>
-          <w:noProof/>
-        </w:rPr>
-        <mc:AlternateContent>
-          <mc:Choice Requires="wps">
-            <w:drawing>
-              <wp:anchor distT="45720" distB="45720" distL="114300" distR="114300" simplePos="0" relativeHeight="251651584" behindDoc="1" locked="0" layoutInCell="1" allowOverlap="1" wp14:anchorId="1C344DDE" wp14:editId="60297969">
-                <wp:simplePos x="0" y="0"/>
-                <wp:positionH relativeFrom="column">
-                  <wp:posOffset>2743835</wp:posOffset>
-                </wp:positionH>
-                <wp:positionV relativeFrom="paragraph">
-                  <wp:posOffset>166066</wp:posOffset>
-                </wp:positionV>
-                <wp:extent cx="3100705" cy="476250"/>
-                <wp:effectExtent l="0" t="0" r="4445" b="0"/>
-                <wp:wrapNone/>
-                <wp:docPr id="12" name="文本框 4"/>
-                <wp:cNvGraphicFramePr>
-                  <a:graphicFrameLocks xmlns:a="http://schemas.openxmlformats.org/drawingml/2006/main"/>
-                </wp:cNvGraphicFramePr>
-                <a:graphic xmlns:a="http://schemas.openxmlformats.org/drawingml/2006/main">
-                  <a:graphicData uri="http://schemas.microsoft.com/office/word/2010/wordprocessingShape">
-                    <wps:wsp>
-                      <wps:cNvSpPr txBox="1">
-                        <a:spLocks noChangeArrowheads="1"/>
-                      </wps:cNvSpPr>
-                      <wps:spPr bwMode="auto">
-                        <a:xfrm>
-                          <a:off x="0" y="0"/>
-                          <a:ext cx="3100705" cy="476250"/>
-                        </a:xfrm>
-                        <a:prstGeom prst="rect">
-                          <a:avLst/>
-                        </a:prstGeom>
-                        <a:solidFill>
-                          <a:srgbClr val="FFFFFF"/>
-                        </a:solidFill>
-                        <a:ln w="9525">
-                          <a:noFill/>
-                          <a:miter lim="800000"/>
-                          <a:headEnd/>
-                          <a:tailEnd/>
-                        </a:ln>
-                      </wps:spPr>
-                      <wps:txbx>
-                        <w:txbxContent>
-                          <w:p>
-                            <w:pPr>
-                              <w:jc w:val="right"/>
-                              <w:rPr>
-                                <w:rFonts w:ascii="Times New Roman" w:hAnsi="Times New Roman" w:cs="Times New Roman"/>
-                                <w:szCs w:val="21"/>
-                              </w:rPr>
-                            </w:pPr>
-                            <w:r>
-                              <w:rPr>
-                                <w:rFonts w:ascii="Times New Roman" w:hAnsi="Times New Roman" w:cs="Times New Roman"/>
-                                <w:szCs w:val="21"/>
-                              </w:rPr>
-                              <w:t>Sept.20</w:t>
-                            </w:r>
-                            <w:r>
-                              <w:rPr>
-                                <w:rFonts w:ascii="Times New Roman" w:hAnsi="Times New Roman" w:cs="Times New Roman"/>
-                                <w:szCs w:val="21"/>
-                              </w:rPr>
-                              <w:t>19</w:t>
-                            </w:r>
-                            <w:r>
-                              <w:rPr>
-                                <w:rFonts w:ascii="Times New Roman" w:hAnsi="Times New Roman" w:cs="Times New Roman"/>
-                                <w:szCs w:val="21"/>
-                              </w:rPr>
-                              <w:t xml:space="preserve"> </w:t>
-                            </w:r>
-                            <w:r>
-                              <w:rPr>
-                                <w:rFonts w:ascii="Times New Roman" w:hAnsi="Times New Roman" w:cs="Times New Roman"/>
-                                <w:szCs w:val="21"/>
-                              </w:rPr>
-                              <w:t>–</w:t>
-                            </w:r>
-                            <w:r>
-                              <w:rPr>
-                                <w:rFonts w:ascii="Times New Roman" w:hAnsi="Times New Roman" w:cs="Times New Roman"/>
-                                <w:szCs w:val="21"/>
-                              </w:rPr>
-                              <w:t xml:space="preserve"> </w:t>
-                            </w:r>
-                            <w:r>
-                              <w:rPr>
-                                <w:rFonts w:ascii="Times New Roman" w:hAnsi="Times New Roman" w:cs="Times New Roman"/>
-                                <w:szCs w:val="21"/>
-                              </w:rPr>
-                              <w:t>May. 2025</w:t>
-                            </w:r>
-                          </w:p>
-                          <w:p>
-                            <w:pPr>
-                              <w:jc w:val="right"/>
-                              <w:rPr>
-                                <w:rFonts w:ascii="Times New Roman" w:hAnsi="Times New Roman" w:cs="Times New Roman"/>
-                                <w:szCs w:val="21"/>
-                              </w:rPr>
-                            </w:pPr>
-                            <w:r>
-                              <w:rPr>
-                                <w:rFonts w:ascii="Times New Roman" w:hAnsi="Times New Roman" w:cs="Times New Roman"/>
-                                <w:szCs w:val="21"/>
-                              </w:rPr>
-                              <w:t>Overall GPA: 4.0/4.0</w:t>
-                            </w:r>
-                          </w:p>
-                        </w:txbxContent>
-                      </wps:txbx>
-                      <wps:bodyPr rot="0" vert="horz" wrap="square" lIns="91440" tIns="45720" rIns="91440" bIns="45720" anchor="t" anchorCtr="0">
-                        <a:noAutofit/>
-                      </wps:bodyPr>
-                    </wps:wsp>
-                  </a:graphicData>
-                </a:graphic>
-                <wp14:sizeRelH relativeFrom="margin">
-                  <wp14:pctWidth>0</wp14:pctWidth>
-                </wp14:sizeRelH>
-                <wp14:sizeRelV relativeFrom="margin">
-                  <wp14:pctHeight>0</wp14:pctHeight>
-                </wp14:sizeRelV>
-              </wp:anchor>
-            </w:drawing>
-          </mc:Choice>
-          <mc:Fallback>
-            <w:pict>
-              <v:shape w14:anchorId="1C344DDE" id="_x0000_s1030" type="#_x0000_t202" style="position:absolute;left:0;text-align:left;margin-left:216.05pt;margin-top:13.1pt;width:244.15pt;height:37.5pt;z-index:-251664896;visibility:visible;mso-wrap-style:square;mso-width-percent:0;mso-height-percent:0;mso-wrap-distance-left:9pt;mso-wrap-distance-top:3.6pt;mso-wrap-distance-right:9pt;mso-wrap-distance-bottom:3.6pt;mso-position-horizontal:absolute;mso-position-horizontal-relative:text;mso-position-vertical:absolute;mso-position-vertical-relative:text;mso-width-percent:0;mso-height-percent:0;mso-width-relative:margin;mso-height-relative:margin;v-text-anchor:top" o:gfxdata="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" stroked="f">
-                <v:textbox>
-                  <w:txbxContent>
-                    <w:p>
-                      <w:pPr>
-                        <w:jc w:val="right"/>
-                        <w:rPr>
-                          <w:rFonts w:ascii="Times New Roman" w:hAnsi="Times New Roman" w:cs="Times New Roman"/>
-                          <w:szCs w:val="21"/>
-                        </w:rPr>
-                      </w:pPr>
-                      <w:r>
-                        <w:rPr>
-                          <w:rFonts w:ascii="Times New Roman" w:hAnsi="Times New Roman" w:cs="Times New Roman"/>
-                          <w:szCs w:val="21"/>
-                        </w:rPr>
-                        <w:t>Sept.20</w:t>
-                      </w:r>
-                      <w:r>
-                        <w:rPr>
-                          <w:rFonts w:ascii="Times New Roman" w:hAnsi="Times New Roman" w:cs="Times New Roman"/>
-                          <w:szCs w:val="21"/>
-                        </w:rPr>
-                        <w:t>19</w:t>
-                      </w:r>
-                      <w:r>
-                        <w:rPr>
-                          <w:rFonts w:ascii="Times New Roman" w:hAnsi="Times New Roman" w:cs="Times New Roman"/>
-                          <w:szCs w:val="21"/>
-                        </w:rPr>
-                        <w:t xml:space="preserve"> </w:t>
-                      </w:r>
-                      <w:r>
-                        <w:rPr>
-                          <w:rFonts w:ascii="Times New Roman" w:hAnsi="Times New Roman" w:cs="Times New Roman"/>
-                          <w:szCs w:val="21"/>
-                        </w:rPr>
-                        <w:t>–</w:t>
-                      </w:r>
-                      <w:r>
-                        <w:rPr>
-                          <w:rFonts w:ascii="Times New Roman" w:hAnsi="Times New Roman" w:cs="Times New Roman"/>
-                          <w:szCs w:val="21"/>
-                        </w:rPr>
-                        <w:t xml:space="preserve"> </w:t>
-                      </w:r>
-                      <w:r>
-                        <w:rPr>
-                          <w:rFonts w:ascii="Times New Roman" w:hAnsi="Times New Roman" w:cs="Times New Roman"/>
-                          <w:szCs w:val="21"/>
-                        </w:rPr>
-                        <w:t>May. 2025</w:t>
-                      </w:r>
-                    </w:p>
-                    <w:p>
-                      <w:pPr>
-                        <w:jc w:val="right"/>
-                        <w:rPr>
-                          <w:rFonts w:ascii="Times New Roman" w:hAnsi="Times New Roman" w:cs="Times New Roman"/>
-                          <w:szCs w:val="21"/>
-                        </w:rPr>
-                      </w:pPr>
-                      <w:r>
-                        <w:rPr>
-                          <w:rFonts w:ascii="Times New Roman" w:hAnsi="Times New Roman" w:cs="Times New Roman"/>
-                          <w:szCs w:val="21"/>
-                        </w:rPr>
-                        <w:t>Overall GPA: 4.0/4.0</w:t>
-                      </w:r>
-                    </w:p>
-                  </w:txbxContent>
-                </v:textbox>
-              </v:shape>
-            </w:pict>
-          </mc:Fallback>
-        </mc:AlternateContent>
-      </w:r>
-    </w:p>
-    <w:p>
-      <w:pPr>
-        <w:spacing w:line="276" w:lineRule="auto"/>
-        <w:rPr>
-          <w:rFonts w:ascii="Times New Roman" w:hAnsi="Times New Roman" w:cs="Times New Roman"/>
-          <w:b/>
-        </w:rPr>
-      </w:pPr>
-      <w:r>
-        <w:rPr>
-          <w:rFonts w:ascii="Times New Roman" w:hAnsi="Times New Roman" w:cs="Times New Roman"/>
-          <w:b/>
-        </w:rPr>
-        <w:t xml:space="preserve">University of Massachusetts, </w:t>
-      </w:r>
-      <w:r>
-        <w:rPr>
-          <w:rFonts w:ascii="Times New Roman" w:hAnsi="Times New Roman" w:cs="Times New Roman"/>
-          <w:bCs/>
-        </w:rPr>
-        <w:t>Amherst</w:t>
-      </w:r>
-      <w:r>
-        <w:rPr>
-          <w:rFonts w:ascii="Times New Roman" w:hAnsi="Times New Roman" w:cs="Times New Roman"/>
-          <w:bCs/>
-        </w:rPr>
-        <w:t>, Amherst MA, USA</w:t>
-      </w:r>
-    </w:p>
-    <w:p>
-      <w:pPr>
-        <w:rPr>
-          <w:rFonts w:ascii="Times New Roman" w:hAnsi="Times New Roman" w:cs="Times New Roman"/>
-          <w:i/>
-        </w:rPr>
-      </w:pPr>
-      <w:r>
-        <w:rPr>
-          <w:rFonts w:ascii="Times New Roman" w:hAnsi="Times New Roman" w:cs="Times New Roman"/>
-          <w:b/>
-          <w:noProof/>
-        </w:rPr>
-        <mc:AlternateContent>
-          <mc:Choice Requires="wps">
-            <w:drawing>
-              <wp:anchor distT="45720" distB="45720" distL="114300" distR="114300" simplePos="0" relativeHeight="251658240" behindDoc="1" locked="0" layoutInCell="1" allowOverlap="1" wp14:anchorId="5F1AA6CA" wp14:editId="5DF34505">
-                <wp:simplePos x="0" y="0"/>
-                <wp:positionH relativeFrom="column">
-                  <wp:posOffset>2795905</wp:posOffset>
-                </wp:positionH>
-                <wp:positionV relativeFrom="paragraph">
-                  <wp:posOffset>175591</wp:posOffset>
-                </wp:positionV>
-                <wp:extent cx="3048000" cy="476250"/>
-                <wp:effectExtent l="0" t="0" r="0" b="0"/>
-                <wp:wrapNone/>
-                <wp:docPr id="4" name="文本框 4"/>
-                <wp:cNvGraphicFramePr>
-                  <a:graphicFrameLocks xmlns:a="http://schemas.openxmlformats.org/drawingml/2006/main"/>
-                </wp:cNvGraphicFramePr>
-                <a:graphic xmlns:a="http://schemas.openxmlformats.org/drawingml/2006/main">
-                  <a:graphicData uri="http://schemas.microsoft.com/office/word/2010/wordprocessingShape">
-                    <wps:wsp>
-                      <wps:cNvSpPr txBox="1">
-                        <a:spLocks noChangeArrowheads="1"/>
-                      </wps:cNvSpPr>
-                      <wps:spPr bwMode="auto">
-                        <a:xfrm>
-                          <a:off x="0" y="0"/>
-                          <a:ext cx="3048000" cy="476250"/>
-                        </a:xfrm>
-                        <a:prstGeom prst="rect">
-                          <a:avLst/>
-                        </a:prstGeom>
-                        <a:solidFill>
-                          <a:srgbClr val="FFFFFF"/>
-                        </a:solidFill>
-                        <a:ln w="9525">
-                          <a:noFill/>
-                          <a:miter lim="800000"/>
-                          <a:headEnd/>
-                          <a:tailEnd/>
-                        </a:ln>
-                      </wps:spPr>
-                      <wps:txbx>
-                        <w:txbxContent>
-                          <w:p>
-                            <w:pPr>
-                              <w:jc w:val="right"/>
-                              <w:rPr>
-                                <w:rFonts w:ascii="Times New Roman" w:hAnsi="Times New Roman" w:cs="Times New Roman"/>
-                                <w:szCs w:val="21"/>
-                              </w:rPr>
-                            </w:pPr>
-                            <w:r>
-                              <w:rPr>
-                                <w:rFonts w:ascii="Times New Roman" w:hAnsi="Times New Roman" w:cs="Times New Roman"/>
-                                <w:szCs w:val="21"/>
-                              </w:rPr>
-                              <w:t>Sept</w:t>
-                            </w:r>
-                            <w:r>
-                              <w:rPr>
-                                <w:rFonts w:ascii="Times New Roman" w:hAnsi="Times New Roman" w:cs="Times New Roman"/>
-                                <w:szCs w:val="21"/>
-                              </w:rPr>
-                              <w:t>.2016</w:t>
-                            </w:r>
-                            <w:r>
-                              <w:rPr>
-                                <w:rFonts w:ascii="Times New Roman" w:hAnsi="Times New Roman" w:cs="Times New Roman"/>
-                                <w:szCs w:val="21"/>
-                              </w:rPr>
-                              <w:t xml:space="preserve"> </w:t>
-                            </w:r>
-                            <w:r>
-                              <w:rPr>
-                                <w:rFonts w:ascii="Times New Roman" w:hAnsi="Times New Roman" w:cs="Times New Roman"/>
-                                <w:szCs w:val="21"/>
-                              </w:rPr>
-                              <w:t>-</w:t>
-                            </w:r>
-                            <w:r>
-                              <w:rPr>
-                                <w:rFonts w:ascii="Times New Roman" w:hAnsi="Times New Roman" w:cs="Times New Roman"/>
-                                <w:szCs w:val="21"/>
-                              </w:rPr>
-                              <w:t xml:space="preserve"> </w:t>
-                            </w:r>
-                            <w:r>
-                              <w:rPr>
-                                <w:rFonts w:ascii="Times New Roman" w:hAnsi="Times New Roman" w:cs="Times New Roman"/>
-                                <w:szCs w:val="21"/>
-                              </w:rPr>
-                              <w:t>Mar.2019</w:t>
-                            </w:r>
-                          </w:p>
-                          <w:p>
-                            <w:pPr>
-                              <w:jc w:val="right"/>
-                              <w:rPr>
-                                <w:rFonts w:ascii="Times New Roman" w:hAnsi="Times New Roman" w:cs="Times New Roman"/>
-                                <w:szCs w:val="21"/>
-                              </w:rPr>
-                            </w:pPr>
-                            <w:r>
-                              <w:rPr>
-                                <w:rFonts w:ascii="Times New Roman" w:hAnsi="Times New Roman" w:cs="Times New Roman"/>
-                                <w:szCs w:val="21"/>
-                              </w:rPr>
-                              <w:t>Overall GPA: 4.63/5.0</w:t>
-                            </w:r>
-                          </w:p>
-                        </w:txbxContent>
-                      </wps:txbx>
-                      <wps:bodyPr rot="0" vert="horz" wrap="square" lIns="91440" tIns="45720" rIns="91440" bIns="45720" anchor="t" anchorCtr="0">
-                        <a:noAutofit/>
-                      </wps:bodyPr>
-                    </wps:wsp>
-                  </a:graphicData>
-                </a:graphic>
-                <wp14:sizeRelH relativeFrom="margin">
-                  <wp14:pctWidth>0</wp14:pctWidth>
-                </wp14:sizeRelH>
-                <wp14:sizeRelV relativeFrom="margin">
-                  <wp14:pctHeight>0</wp14:pctHeight>
-                </wp14:sizeRelV>
-              </wp:anchor>
-            </w:drawing>
-          </mc:Choice>
-          <mc:Fallback>
-            <w:pict>
-              <v:shape w14:anchorId="5F1AA6CA" id="_x0000_s1031" type="#_x0000_t202" style="position:absolute;left:0;text-align:left;margin-left:220.15pt;margin-top:13.85pt;width:240pt;height:37.5pt;z-index:-251658240;visibility:visible;mso-wrap-style:square;mso-width-percent:0;mso-height-percent:0;mso-wrap-distance-left:9pt;mso-wrap-distance-top:3.6pt;mso-wrap-distance-right:9pt;mso-wrap-distance-bottom:3.6pt;mso-position-horizontal:absolute;mso-position-horizontal-relative:text;mso-position-vertical:absolute;mso-position-vertical-relative:text;mso-width-percent:0;mso-height-percent:0;mso-width-relative:margin;mso-height-relative:margin;v-text-anchor:top" o:gfxdata="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" stroked="f">
-                <v:textbox>
-                  <w:txbxContent>
-                    <w:p>
-                      <w:pPr>
-                        <w:jc w:val="right"/>
-                        <w:rPr>
-                          <w:rFonts w:ascii="Times New Roman" w:hAnsi="Times New Roman" w:cs="Times New Roman"/>
-                          <w:szCs w:val="21"/>
-                        </w:rPr>
-                      </w:pPr>
-                      <w:r>
-                        <w:rPr>
-                          <w:rFonts w:ascii="Times New Roman" w:hAnsi="Times New Roman" w:cs="Times New Roman"/>
-                          <w:szCs w:val="21"/>
-                        </w:rPr>
-                        <w:t>Sept</w:t>
-                      </w:r>
-                      <w:r>
-                        <w:rPr>
-                          <w:rFonts w:ascii="Times New Roman" w:hAnsi="Times New Roman" w:cs="Times New Roman"/>
-                          <w:szCs w:val="21"/>
-                        </w:rPr>
-                        <w:t>.2016</w:t>
-                      </w:r>
-                      <w:r>
-                        <w:rPr>
-                          <w:rFonts w:ascii="Times New Roman" w:hAnsi="Times New Roman" w:cs="Times New Roman"/>
-                          <w:szCs w:val="21"/>
-                        </w:rPr>
-                        <w:t xml:space="preserve"> </w:t>
-                      </w:r>
-                      <w:r>
-                        <w:rPr>
-                          <w:rFonts w:ascii="Times New Roman" w:hAnsi="Times New Roman" w:cs="Times New Roman"/>
-                          <w:szCs w:val="21"/>
-                        </w:rPr>
-                        <w:t>-</w:t>
-                      </w:r>
-                      <w:r>
-                        <w:rPr>
-                          <w:rFonts w:ascii="Times New Roman" w:hAnsi="Times New Roman" w:cs="Times New Roman"/>
-                          <w:szCs w:val="21"/>
-                        </w:rPr>
-                        <w:t xml:space="preserve"> </w:t>
-                      </w:r>
-                      <w:r>
-                        <w:rPr>
-                          <w:rFonts w:ascii="Times New Roman" w:hAnsi="Times New Roman" w:cs="Times New Roman"/>
-                          <w:szCs w:val="21"/>
-                        </w:rPr>
-                        <w:t>Mar.2019</w:t>
-                      </w:r>
-                    </w:p>
-                    <w:p>
-                      <w:pPr>
-                        <w:jc w:val="right"/>
-                        <w:rPr>
-                          <w:rFonts w:ascii="Times New Roman" w:hAnsi="Times New Roman" w:cs="Times New Roman"/>
-                          <w:szCs w:val="21"/>
-                        </w:rPr>
-                      </w:pPr>
-                      <w:r>
-                        <w:rPr>
-                          <w:rFonts w:ascii="Times New Roman" w:hAnsi="Times New Roman" w:cs="Times New Roman"/>
-                          <w:szCs w:val="21"/>
-                        </w:rPr>
-                        <w:t>Overall GPA: 4.63/5.0</w:t>
-                      </w:r>
-                    </w:p>
-                  </w:txbxContent>
-                </v:textbox>
-              </v:shape>
-            </w:pict>
-          </mc:Fallback>
-        </mc:AlternateContent>
-      </w:r>
-      <w:r>
-        <w:rPr>
-          <w:rFonts w:ascii="Times New Roman" w:hAnsi="Times New Roman" w:cs="Times New Roman"/>
-          <w:i/>
-        </w:rPr>
-        <w:t>Ph.D</w:t>
-      </w:r>
-      <w:r>
-        <w:rPr>
-          <w:rFonts w:ascii="Times New Roman" w:hAnsi="Times New Roman" w:cs="Times New Roman"/>
-          <w:i/>
-        </w:rPr>
-        <w:t xml:space="preserve">. in </w:t>
-      </w:r>
-      <w:r>
-        <w:rPr>
-          <w:rFonts w:ascii="Times New Roman" w:hAnsi="Times New Roman" w:cs="Times New Roman"/>
-          <w:i/>
-        </w:rPr>
-        <w:t>the College of Computer Science</w:t>
-      </w:r>
-    </w:p>
-    <w:p>
-      <w:pPr>
-        <w:spacing w:line="276" w:lineRule="auto"/>
-        <w:rPr>
-          <w:rFonts w:ascii="Times New Roman" w:hAnsi="Times New Roman" w:cs="Times New Roman"/>
-          <w:b/>
-        </w:rPr>
-      </w:pPr>
-      <w:r>
-        <w:rPr>
-          <w:rFonts w:ascii="Times New Roman" w:hAnsi="Times New Roman" w:cs="Times New Roman"/>
-          <w:b/>
-        </w:rPr>
-        <w:t>Tongji University</w:t>
-      </w:r>
-      <w:r>
-        <w:rPr>
-          <w:rFonts w:ascii="Times New Roman" w:hAnsi="Times New Roman" w:cs="Times New Roman"/>
-          <w:b/>
-        </w:rPr>
-        <w:t xml:space="preserve">, </w:t>
-      </w:r>
-      <w:r>
-        <w:rPr>
-          <w:rFonts w:ascii="Times New Roman" w:hAnsi="Times New Roman" w:cs="Times New Roman"/>
-          <w:bCs/>
-        </w:rPr>
-        <w:t>Shanghai, China</w:t>
-      </w:r>
-    </w:p>
-    <w:p>
-      <w:pPr>
-        <w:rPr>
-          <w:rFonts w:ascii="Times New Roman" w:hAnsi="Times New Roman" w:cs="Times New Roman"/>
-          <w:i/>
-        </w:rPr>
-      </w:pPr>
-      <w:r>
-        <w:rPr>
-          <w:rFonts w:ascii="Times New Roman" w:hAnsi="Times New Roman" w:cs="Times New Roman"/>
-          <w:i/>
-        </w:rPr>
-        <w:t>M.</w:t>
-      </w:r>
-      <w:r>
-        <w:rPr>
-          <w:rFonts w:ascii="Times New Roman" w:hAnsi="Times New Roman" w:cs="Times New Roman" w:hint="eastAsia"/>
-          <w:i/>
-        </w:rPr>
-        <w:t>Sc</w:t>
-      </w:r>
-      <w:r>
-        <w:rPr>
-          <w:rFonts w:ascii="Times New Roman" w:hAnsi="Times New Roman" w:cs="Times New Roman"/>
-          <w:i/>
-        </w:rPr>
-        <w:t>. in Software Engineering</w:t>
-      </w:r>
-      <w:r>
-        <w:rPr>
-          <w:rFonts w:ascii="Times New Roman" w:hAnsi="Times New Roman" w:cs="Times New Roman"/>
-          <w:noProof/>
-        </w:rPr>
-        <mc:AlternateContent>
-          <mc:Choice Requires="wps">
-            <w:drawing>
-              <wp:anchor distT="45720" distB="45720" distL="114300" distR="114300" simplePos="0" relativeHeight="251652096" behindDoc="1" locked="0" layoutInCell="1" allowOverlap="1" wp14:anchorId="2A65DF3A" wp14:editId="4CCEEC8A">
-                <wp:simplePos x="0" y="0"/>
-                <wp:positionH relativeFrom="column">
-                  <wp:posOffset>2803525</wp:posOffset>
-                </wp:positionH>
-                <wp:positionV relativeFrom="paragraph">
-                  <wp:posOffset>165404</wp:posOffset>
-                </wp:positionV>
-                <wp:extent cx="3048000" cy="476250"/>
-                <wp:effectExtent l="0" t="0" r="0" b="0"/>
-                <wp:wrapNone/>
-                <wp:docPr id="6" name="文本框 6"/>
-                <wp:cNvGraphicFramePr>
-                  <a:graphicFrameLocks xmlns:a="http://schemas.openxmlformats.org/drawingml/2006/main"/>
-                </wp:cNvGraphicFramePr>
-                <a:graphic xmlns:a="http://schemas.openxmlformats.org/drawingml/2006/main">
-                  <a:graphicData uri="http://schemas.microsoft.com/office/word/2010/wordprocessingShape">
-                    <wps:wsp>
-                      <wps:cNvSpPr txBox="1">
-                        <a:spLocks noChangeArrowheads="1"/>
-                      </wps:cNvSpPr>
-                      <wps:spPr bwMode="auto">
-                        <a:xfrm>
-                          <a:off x="0" y="0"/>
-                          <a:ext cx="3048000" cy="476250"/>
-                        </a:xfrm>
-                        <a:prstGeom prst="rect">
-                          <a:avLst/>
-                        </a:prstGeom>
-                        <a:solidFill>
-                          <a:srgbClr val="FFFFFF"/>
-                        </a:solidFill>
-                        <a:ln w="9525">
-                          <a:noFill/>
-                          <a:miter lim="800000"/>
-                          <a:headEnd/>
-                          <a:tailEnd/>
-                        </a:ln>
-                      </wps:spPr>
-                      <wps:txbx>
-                        <w:txbxContent>
-                          <w:p>
-                            <w:pPr>
-                              <w:tabs>
-                                <w:tab w:val="left" w:pos="1418"/>
-                              </w:tabs>
-                              <w:jc w:val="right"/>
-                              <w:rPr>
-                                <w:rFonts w:ascii="Times New Roman" w:hAnsi="Times New Roman" w:cs="Times New Roman"/>
-                                <w:szCs w:val="21"/>
-                              </w:rPr>
-                            </w:pPr>
-                            <w:r>
-                              <w:rPr>
-                                <w:rFonts w:ascii="Times New Roman" w:hAnsi="Times New Roman" w:cs="Times New Roman"/>
-                                <w:szCs w:val="21"/>
-                              </w:rPr>
-                              <w:t>Sept.2012</w:t>
-                            </w:r>
-                            <w:r>
-                              <w:rPr>
-                                <w:rFonts w:ascii="Times New Roman" w:hAnsi="Times New Roman" w:cs="Times New Roman"/>
-                                <w:szCs w:val="21"/>
-                              </w:rPr>
-                              <w:t xml:space="preserve"> </w:t>
-                            </w:r>
-                            <w:r>
-                              <w:rPr>
-                                <w:rFonts w:ascii="Times New Roman" w:hAnsi="Times New Roman" w:cs="Times New Roman"/>
-                                <w:szCs w:val="21"/>
-                              </w:rPr>
-                              <w:t>-</w:t>
-                            </w:r>
-                            <w:r>
-                              <w:rPr>
-                                <w:rFonts w:ascii="Times New Roman" w:hAnsi="Times New Roman" w:cs="Times New Roman"/>
-                                <w:szCs w:val="21"/>
-                              </w:rPr>
-                              <w:t xml:space="preserve"> </w:t>
-                            </w:r>
-                            <w:r>
-                              <w:rPr>
-                                <w:rFonts w:ascii="Times New Roman" w:hAnsi="Times New Roman" w:cs="Times New Roman"/>
-                                <w:szCs w:val="21"/>
-                              </w:rPr>
-                              <w:t>Jun.2016</w:t>
-                            </w:r>
-                          </w:p>
-                          <w:p>
-                            <w:pPr>
-                              <w:jc w:val="right"/>
-                              <w:rPr>
-                                <w:rFonts w:ascii="Times New Roman" w:hAnsi="Times New Roman" w:cs="Times New Roman"/>
-                                <w:szCs w:val="21"/>
-                              </w:rPr>
-                            </w:pPr>
-                            <w:r>
-                              <w:rPr>
-                                <w:rFonts w:ascii="Times New Roman" w:hAnsi="Times New Roman" w:cs="Times New Roman"/>
-                                <w:szCs w:val="21"/>
-                              </w:rPr>
-                              <w:t>Overall GPA: 4.78/5.0</w:t>
-                            </w:r>
-                          </w:p>
-                          <w:p>
-                            <w:pPr>
-                              <w:tabs>
-                                <w:tab w:val="left" w:pos="1418"/>
-                              </w:tabs>
-                              <w:jc w:val="right"/>
-                              <w:rPr>
-                                <w:rFonts w:ascii="Times New Roman" w:hAnsi="Times New Roman" w:cs="Times New Roman"/>
-                                <w:szCs w:val="21"/>
-                              </w:rPr>
-                            </w:pPr>
-                          </w:p>
-                        </w:txbxContent>
-                      </wps:txbx>
-                      <wps:bodyPr rot="0" vert="horz" wrap="square" lIns="91440" tIns="45720" rIns="91440" bIns="45720" anchor="t" anchorCtr="0">
-                        <a:noAutofit/>
-                      </wps:bodyPr>
-                    </wps:wsp>
-                  </a:graphicData>
-                </a:graphic>
-                <wp14:sizeRelH relativeFrom="margin">
-                  <wp14:pctWidth>0</wp14:pctWidth>
-                </wp14:sizeRelH>
-                <wp14:sizeRelV relativeFrom="margin">
-                  <wp14:pctHeight>0</wp14:pctHeight>
-                </wp14:sizeRelV>
-              </wp:anchor>
-            </w:drawing>
-          </mc:Choice>
-          <mc:Fallback>
-            <w:pict>
-              <v:shape w14:anchorId="2A65DF3A" id="文本框 6" o:spid="_x0000_s1032" type="#_x0000_t202" style="position:absolute;left:0;text-align:left;margin-left:220.75pt;margin-top:13pt;width:240pt;height:37.5pt;z-index:-251664384;visibility:visible;mso-wrap-style:square;mso-width-percent:0;mso-height-percent:0;mso-wrap-distance-left:9pt;mso-wrap-distance-top:3.6pt;mso-wrap-distance-right:9pt;mso-wrap-distance-bottom:3.6pt;mso-position-horizontal:absolute;mso-position-horizontal-relative:text;mso-position-vertical:absolute;mso-position-vertical-relative:text;mso-width-percent:0;mso-height-percent:0;mso-width-relative:margin;mso-height-relative:margin;v-text-anchor:top" o:gfxdata="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" stroked="f">
-                <v:textbox>
-                  <w:txbxContent>
-                    <w:p>
-                      <w:pPr>
-                        <w:tabs>
-                          <w:tab w:val="left" w:pos="1418"/>
-                        </w:tabs>
-                        <w:jc w:val="right"/>
-                        <w:rPr>
-                          <w:rFonts w:ascii="Times New Roman" w:hAnsi="Times New Roman" w:cs="Times New Roman"/>
-                          <w:szCs w:val="21"/>
-                        </w:rPr>
-                      </w:pPr>
-                      <w:r>
-                        <w:rPr>
-                          <w:rFonts w:ascii="Times New Roman" w:hAnsi="Times New Roman" w:cs="Times New Roman"/>
-                          <w:szCs w:val="21"/>
-                        </w:rPr>
-                        <w:t>Sept.2012</w:t>
-                      </w:r>
-                      <w:r>
-                        <w:rPr>
-                          <w:rFonts w:ascii="Times New Roman" w:hAnsi="Times New Roman" w:cs="Times New Roman"/>
-                          <w:szCs w:val="21"/>
-                        </w:rPr>
-                        <w:t xml:space="preserve"> </w:t>
-                      </w:r>
-                      <w:r>
-                        <w:rPr>
-                          <w:rFonts w:ascii="Times New Roman" w:hAnsi="Times New Roman" w:cs="Times New Roman"/>
-                          <w:szCs w:val="21"/>
-                        </w:rPr>
-                        <w:t>-</w:t>
-                      </w:r>
-                      <w:r>
-                        <w:rPr>
-                          <w:rFonts w:ascii="Times New Roman" w:hAnsi="Times New Roman" w:cs="Times New Roman"/>
-                          <w:szCs w:val="21"/>
-                        </w:rPr>
-                        <w:t xml:space="preserve"> </w:t>
-                      </w:r>
-                      <w:r>
-                        <w:rPr>
-                          <w:rFonts w:ascii="Times New Roman" w:hAnsi="Times New Roman" w:cs="Times New Roman"/>
-                          <w:szCs w:val="21"/>
-                        </w:rPr>
-                        <w:t>Jun.2016</w:t>
-                      </w:r>
-                    </w:p>
-                    <w:p>
-                      <w:pPr>
-                        <w:jc w:val="right"/>
-                        <w:rPr>
-                          <w:rFonts w:ascii="Times New Roman" w:hAnsi="Times New Roman" w:cs="Times New Roman"/>
-                          <w:szCs w:val="21"/>
-                        </w:rPr>
-                      </w:pPr>
-                      <w:r>
-                        <w:rPr>
-                          <w:rFonts w:ascii="Times New Roman" w:hAnsi="Times New Roman" w:cs="Times New Roman"/>
-                          <w:szCs w:val="21"/>
-                        </w:rPr>
-                        <w:t>Overall GPA: 4.78/5.0</w:t>
-                      </w:r>
-                    </w:p>
-                    <w:p>
-                      <w:pPr>
-                        <w:tabs>
-                          <w:tab w:val="left" w:pos="1418"/>
-                        </w:tabs>
-                        <w:jc w:val="right"/>
-                        <w:rPr>
-                          <w:rFonts w:ascii="Times New Roman" w:hAnsi="Times New Roman" w:cs="Times New Roman"/>
-                          <w:szCs w:val="21"/>
-                        </w:rPr>
-                      </w:pPr>
-                    </w:p>
-                  </w:txbxContent>
-                </v:textbox>
-              </v:shape>
-            </w:pict>
-          </mc:Fallback>
-        </mc:AlternateContent>
-      </w:r>
-    </w:p>
-    <w:p>
-      <w:pPr>
-        <w:rPr>
-          <w:rFonts w:ascii="Times New Roman" w:hAnsi="Times New Roman" w:cs="Times New Roman"/>
-          <w:b/>
-        </w:rPr>
-      </w:pPr>
-      <w:r>
-        <w:rPr>
-          <w:rFonts w:ascii="Times New Roman" w:hAnsi="Times New Roman" w:cs="Times New Roman"/>
-          <w:b/>
-        </w:rPr>
-        <w:t>Tongji University</w:t>
-      </w:r>
-      <w:r>
-        <w:rPr>
-          <w:rFonts w:ascii="Times New Roman" w:hAnsi="Times New Roman" w:cs="Times New Roman"/>
-          <w:b/>
-        </w:rPr>
-        <w:t xml:space="preserve">, </w:t>
-      </w:r>
-      <w:r>
-        <w:rPr>
-          <w:rFonts w:ascii="Times New Roman" w:hAnsi="Times New Roman" w:cs="Times New Roman"/>
-          <w:bCs/>
-        </w:rPr>
-        <w:t>Shanghai, China</w:t>
-      </w:r>
-    </w:p>
-    <w:p>
-      <w:pPr>
-        <w:rPr>
-          <w:rFonts w:ascii="Times New Roman" w:hAnsi="Times New Roman" w:cs="Times New Roman"/>
-          <w:i/>
-        </w:rPr>
-      </w:pPr>
-      <w:r>
-        <w:rPr>
-          <w:rFonts w:ascii="Times New Roman" w:hAnsi="Times New Roman" w:cs="Times New Roman" w:hint="eastAsia"/>
-          <w:i/>
-        </w:rPr>
-        <w:t>B</w:t>
-      </w:r>
-      <w:r>
-        <w:rPr>
-          <w:rFonts w:ascii="Times New Roman" w:hAnsi="Times New Roman" w:cs="Times New Roman"/>
-          <w:i/>
-        </w:rPr>
-        <w:t>.Eng</w:t>
-      </w:r>
-      <w:r>
-        <w:rPr>
-          <w:rFonts w:ascii="Times New Roman" w:hAnsi="Times New Roman" w:cs="Times New Roman"/>
-          <w:i/>
-        </w:rPr>
-        <w:t>. in</w:t>
-      </w:r>
-      <w:bookmarkStart w:id="0" w:name="OLE_LINK5"/>
-      <w:bookmarkStart w:id="1" w:name="OLE_LINK6"/>
-      <w:r>
-        <w:rPr>
-          <w:rFonts w:ascii="Times New Roman" w:hAnsi="Times New Roman" w:cs="Times New Roman"/>
-          <w:i/>
-        </w:rPr>
-        <w:t xml:space="preserve"> </w:t>
-      </w:r>
-      <w:r>
-        <w:rPr>
-          <w:rFonts w:ascii="Times New Roman" w:hAnsi="Times New Roman" w:cs="Times New Roman"/>
-          <w:i/>
-        </w:rPr>
-        <w:t>Software Engineering</w:t>
-      </w:r>
-      <w:bookmarkEnd w:id="0"/>
-      <w:bookmarkEnd w:id="1"/>
     </w:p>
     <w:p>
       <w:pPr>
@@ -2149,7 +1910,7 @@
           </mc:Choice>
           <mc:Fallback>
             <w:pict>
-              <v:line w14:anchorId="7912C6C7" id="直接连接符 5" o:spid="_x0000_s1026" style="position:absolute;flip:y;z-index:251665408;visibility:visible;mso-wrap-style:square;mso-width-percent:0;mso-height-percent:0;mso-wrap-distance-left:9pt;mso-wrap-distance-top:0;mso-wrap-distance-right:9pt;mso-wrap-distance-bottom:0;mso-position-horizontal:absolute;mso-position-horizontal-relative:text;mso-position-vertical:absolute;mso-position-vertical-relative:text;mso-width-percent:0;mso-height-percent:0;mso-width-relative:margin;mso-height-relative:margin" from="-1.65pt,16.7pt" to="457.35pt,16.9pt" o:gfxdata="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" strokecolor="black [3200]" strokeweight=".5pt">
+              <v:line w14:anchorId="23F76167" id="直接连接符 5" o:spid="_x0000_s1026" style="position:absolute;flip:y;z-index:251665408;visibility:visible;mso-wrap-style:square;mso-width-percent:0;mso-height-percent:0;mso-wrap-distance-left:9pt;mso-wrap-distance-top:0;mso-wrap-distance-right:9pt;mso-wrap-distance-bottom:0;mso-position-horizontal:absolute;mso-position-horizontal-relative:text;mso-position-vertical:absolute;mso-position-vertical-relative:text;mso-width-percent:0;mso-height-percent:0;mso-width-relative:margin;mso-height-relative:margin" from="-1.65pt,16.7pt" to="457.35pt,16.9pt" o:gfxdata="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" strokecolor="black [3200]" strokeweight=".5pt">
                 <v:stroke joinstyle="miter"/>
               </v:line>
             </w:pict>
@@ -2270,7 +2031,47 @@
           <w:bCs/>
           <w:szCs w:val="21"/>
         </w:rPr>
-        <w:t xml:space="preserve">My current research focuses on </w:t>
+        <w:t>My current research focuses on</w:t>
+      </w:r>
+      <w:r>
+        <w:rPr>
+          <w:rFonts w:ascii="Times New Roman" w:hAnsi="Times New Roman" w:cs="Times New Roman" w:hint="eastAsia"/>
+          <w:bCs/>
+          <w:szCs w:val="21"/>
+        </w:rPr>
+        <w:t xml:space="preserve"> exploring the generative </w:t>
+      </w:r>
+      <w:r>
+        <w:rPr>
+          <w:rFonts w:ascii="Times New Roman" w:hAnsi="Times New Roman" w:cs="Times New Roman"/>
+          <w:bCs/>
+          <w:szCs w:val="21"/>
+        </w:rPr>
+        <w:t>capability</w:t>
+      </w:r>
+      <w:r>
+        <w:rPr>
+          <w:rFonts w:ascii="Times New Roman" w:hAnsi="Times New Roman" w:cs="Times New Roman" w:hint="eastAsia"/>
+          <w:bCs/>
+          <w:szCs w:val="21"/>
+        </w:rPr>
+        <w:t xml:space="preserve"> of diffusion models beyond image generation. My Ph.D work</w:t>
+      </w:r>
+      <w:r>
+        <w:rPr>
+          <w:rFonts w:ascii="Times New Roman" w:hAnsi="Times New Roman" w:cs="Times New Roman" w:hint="eastAsia"/>
+          <w:bCs/>
+          <w:szCs w:val="21"/>
+        </w:rPr>
+        <w:t>s</w:t>
+      </w:r>
+      <w:r>
+        <w:rPr>
+          <w:rFonts w:ascii="Times New Roman" w:hAnsi="Times New Roman" w:cs="Times New Roman" w:hint="eastAsia"/>
+          <w:bCs/>
+          <w:szCs w:val="21"/>
+        </w:rPr>
+        <w:t xml:space="preserve"> are mainly about </w:t>
       </w:r>
       <w:r>
         <w:rPr>
@@ -2342,7 +2143,6 @@
           <w:sz w:val="52"/>
           <w:szCs w:val="52"/>
         </w:rPr>
-        <w:lastRenderedPageBreak/>
         <mc:AlternateContent>
           <mc:Choice Requires="wps">
             <w:drawing>
@@ -2401,7 +2201,7 @@
           </mc:Choice>
           <mc:Fallback>
             <w:pict>
-              <v:line w14:anchorId="6073FE01" id="直接连接符 5" o:spid="_x0000_s1026" style="position:absolute;flip:y;z-index:251663360;visibility:visible;mso-wrap-style:square;mso-width-percent:0;mso-height-percent:0;mso-wrap-distance-left:9pt;mso-wrap-distance-top:0;mso-wrap-distance-right:9pt;mso-wrap-distance-bottom:0;mso-position-horizontal:absolute;mso-position-horizontal-relative:text;mso-position-vertical:absolute;mso-position-vertical-relative:text;mso-width-percent:0;mso-height-percent:0;mso-width-relative:margin;mso-height-relative:margin" from="-1.65pt,16.7pt" to="457.35pt,16.9pt" o:gfxdata="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" strokecolor="black [3200]" strokeweight=".5pt">
+              <v:line w14:anchorId="45533184" id="直接连接符 5" o:spid="_x0000_s1026" style="position:absolute;flip:y;z-index:251663360;visibility:visible;mso-wrap-style:square;mso-width-percent:0;mso-height-percent:0;mso-wrap-distance-left:9pt;mso-wrap-distance-top:0;mso-wrap-distance-right:9pt;mso-wrap-distance-bottom:0;mso-position-horizontal:absolute;mso-position-horizontal-relative:text;mso-position-vertical:absolute;mso-position-vertical-relative:text;mso-width-percent:0;mso-height-percent:0;mso-width-relative:margin;mso-height-relative:margin" from="-1.65pt,16.7pt" to="457.35pt,16.9pt" o:gfxdata="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" strokecolor="black [3200]" strokeweight=".5pt">
                 <v:stroke joinstyle="miter"/>
               </v:line>
             </w:pict>
@@ -2416,6 +2216,33 @@
           <w:szCs w:val="24"/>
         </w:rPr>
         <w:t>PUBLICATIONS</w:t>
+      </w:r>
+    </w:p>
+    <w:p>
+      <w:pPr>
+        <w:pStyle w:val="ListParagraph"/>
+        <w:numPr>
+          <w:ilvl w:val="0"/>
+          <w:numId w:val="13"/>
+        </w:numPr>
+        <w:ind w:firstLineChars="0"/>
+        <w:rPr>
+          <w:rFonts w:ascii="Times New Roman" w:hAnsi="Times New Roman" w:cs="Times New Roman"/>
+        </w:rPr>
+      </w:pPr>
+      <w:r>
+        <w:rPr>
+          <w:rFonts w:ascii="Times New Roman" w:hAnsi="Times New Roman" w:cs="Times New Roman"/>
+          <w:b/>
+          <w:bCs/>
+        </w:rPr>
+        <w:t>Lijun Zhang</w:t>
+      </w:r>
+      <w:r>
+        <w:rPr>
+          <w:rFonts w:ascii="Times New Roman" w:hAnsi="Times New Roman" w:cs="Times New Roman"/>
+        </w:rPr>
+        <w:t>, Xiao Liu, Kaleel Mahmood, Caiwen Ding, Hui Guan, Attacking all tasks at once using adversarial examples in multi-task learning, in Neurocomputing, 2025</w:t>
       </w:r>
     </w:p>
     <w:p>
@@ -2502,21 +2329,7 @@
         <w:rPr>
           <w:rFonts w:ascii="Times New Roman" w:hAnsi="Times New Roman" w:cs="Times New Roman"/>
         </w:rPr>
-        <w:t xml:space="preserve">, Xiao Liu, Antoni </w:t>
-      </w:r>
-      <w:proofErr w:type="spellStart"/>
-      <w:r>
-        <w:rPr>
-          <w:rFonts w:ascii="Times New Roman" w:hAnsi="Times New Roman" w:cs="Times New Roman"/>
-        </w:rPr>
-        <w:t>Viros</w:t>
-      </w:r>
-      <w:proofErr w:type="spellEnd"/>
-      <w:r>
-        <w:rPr>
-          <w:rFonts w:ascii="Times New Roman" w:hAnsi="Times New Roman" w:cs="Times New Roman"/>
-        </w:rPr>
-        <w:t xml:space="preserve"> Martin, Cindy Xiong Bearfield, Yuriy Brun, Hui Guan, </w:t>
+        <w:t xml:space="preserve">, Xiao Liu, Antoni Viros Martin, Cindy Xiong Bearfield, Yuriy Brun, Hui Guan, </w:t>
       </w:r>
       <w:hyperlink r:id="rId12" w:history="1">
         <w:r>
@@ -2645,33 +2458,11 @@
           <w:rFonts w:ascii="Times New Roman" w:hAnsi="Times New Roman" w:cs="Times New Roman"/>
         </w:rPr>
       </w:pPr>
-      <w:proofErr w:type="spellStart"/>
-      <w:r>
-        <w:rPr>
-          <w:rFonts w:ascii="Times New Roman" w:hAnsi="Times New Roman" w:cs="Times New Roman"/>
-        </w:rPr>
-        <w:t>Qizheng</w:t>
-      </w:r>
-      <w:proofErr w:type="spellEnd"/>
-      <w:r>
-        <w:rPr>
-          <w:rFonts w:ascii="Times New Roman" w:hAnsi="Times New Roman" w:cs="Times New Roman"/>
-        </w:rPr>
-        <w:t xml:space="preserve"> Yang, Tianyi Yang, </w:t>
-      </w:r>
-      <w:proofErr w:type="spellStart"/>
-      <w:r>
-        <w:rPr>
-          <w:rFonts w:ascii="Times New Roman" w:hAnsi="Times New Roman" w:cs="Times New Roman"/>
-        </w:rPr>
-        <w:t>Mingcan</w:t>
-      </w:r>
-      <w:proofErr w:type="spellEnd"/>
-      <w:r>
-        <w:rPr>
-          <w:rFonts w:ascii="Times New Roman" w:hAnsi="Times New Roman" w:cs="Times New Roman"/>
-        </w:rPr>
-        <w:t xml:space="preserve"> Xiang, </w:t>
+      <w:r>
+        <w:rPr>
+          <w:rFonts w:ascii="Times New Roman" w:hAnsi="Times New Roman" w:cs="Times New Roman"/>
+        </w:rPr>
+        <w:t xml:space="preserve">Qizheng Yang, Tianyi Yang, Mingcan Xiang, </w:t>
       </w:r>
       <w:r>
         <w:rPr>
@@ -2685,52 +2476,22 @@
         <w:rPr>
           <w:rFonts w:ascii="Times New Roman" w:hAnsi="Times New Roman" w:cs="Times New Roman"/>
         </w:rPr>
-        <w:t xml:space="preserve">, </w:t>
-      </w:r>
-      <w:proofErr w:type="spellStart"/>
-      <w:r>
-        <w:rPr>
-          <w:rFonts w:ascii="Times New Roman" w:hAnsi="Times New Roman" w:cs="Times New Roman"/>
-        </w:rPr>
-        <w:t>Haoliang</w:t>
-      </w:r>
-      <w:proofErr w:type="spellEnd"/>
-      <w:r>
-        <w:rPr>
-          <w:rFonts w:ascii="Times New Roman" w:hAnsi="Times New Roman" w:cs="Times New Roman"/>
-        </w:rPr>
-        <w:t xml:space="preserve"> Wang, Marco Serafini, Hui Guan, </w:t>
+        <w:t xml:space="preserve">, Haoliang Wang, Marco Serafini, Hui Guan, </w:t>
       </w:r>
       <w:hyperlink r:id="rId15" w:history="1">
-        <w:proofErr w:type="spellStart"/>
         <w:r>
           <w:rPr>
             <w:rStyle w:val="Hyperlink"/>
             <w:rFonts w:ascii="Times New Roman" w:hAnsi="Times New Roman" w:cs="Times New Roman"/>
           </w:rPr>
-          <w:t>GMorph</w:t>
-        </w:r>
-        <w:proofErr w:type="spellEnd"/>
-        <w:r>
-          <w:rPr>
-            <w:rStyle w:val="Hyperlink"/>
-            <w:rFonts w:ascii="Times New Roman" w:hAnsi="Times New Roman" w:cs="Times New Roman"/>
-          </w:rPr>
-          <w:t>: Accelerating Multi-DNN Inference via Model Fusion</w:t>
+          <w:t>GMorph: Accelerating Multi-DNN Inference via Model Fusion</w:t>
         </w:r>
       </w:hyperlink>
       <w:r>
         <w:rPr>
           <w:rFonts w:ascii="Times New Roman" w:hAnsi="Times New Roman" w:cs="Times New Roman"/>
         </w:rPr>
-        <w:t>, European Conference on Computer Systems (</w:t>
-      </w:r>
-      <w:proofErr w:type="spellStart"/>
-      <w:r>
-        <w:rPr>
-          <w:rFonts w:ascii="Times New Roman" w:hAnsi="Times New Roman" w:cs="Times New Roman"/>
-        </w:rPr>
-        <w:t>Eur</w:t>
+        <w:t>, European Conference on Computer Systems (Eur</w:t>
       </w:r>
       <w:r>
         <w:rPr>
@@ -2742,14 +2503,7 @@
         <w:rPr>
           <w:rFonts w:ascii="Times New Roman" w:hAnsi="Times New Roman" w:cs="Times New Roman"/>
         </w:rPr>
-        <w:t>Sys</w:t>
-      </w:r>
-      <w:proofErr w:type="spellEnd"/>
-      <w:r>
-        <w:rPr>
-          <w:rFonts w:ascii="Times New Roman" w:hAnsi="Times New Roman" w:cs="Times New Roman"/>
-        </w:rPr>
-        <w:t>), 2024.</w:t>
+        <w:t>Sys), 2024.</w:t>
       </w:r>
     </w:p>
     <w:p>
@@ -2918,21 +2672,7 @@
         <w:rPr>
           <w:rFonts w:ascii="Times New Roman" w:hAnsi="Times New Roman" w:cs="Times New Roman"/>
         </w:rPr>
-        <w:t xml:space="preserve">, </w:t>
-      </w:r>
-      <w:proofErr w:type="spellStart"/>
-      <w:r>
-        <w:rPr>
-          <w:rFonts w:ascii="Times New Roman" w:hAnsi="Times New Roman" w:cs="Times New Roman"/>
-        </w:rPr>
-        <w:t>Qizheng</w:t>
-      </w:r>
-      <w:proofErr w:type="spellEnd"/>
-      <w:r>
-        <w:rPr>
-          <w:rFonts w:ascii="Times New Roman" w:hAnsi="Times New Roman" w:cs="Times New Roman"/>
-        </w:rPr>
-        <w:t xml:space="preserve"> Yang, Xiao Liu, Hui Guan, </w:t>
+        <w:t xml:space="preserve">, Qizheng Yang, Xiao Liu, Hui Guan, </w:t>
       </w:r>
       <w:hyperlink r:id="rId18" w:history="1">
         <w:r>
@@ -2977,21 +2717,12 @@
         <w:t xml:space="preserve">, Xiao Liu, Hui Guan, </w:t>
       </w:r>
       <w:hyperlink r:id="rId19" w:history="1">
-        <w:proofErr w:type="spellStart"/>
         <w:r>
           <w:rPr>
             <w:rStyle w:val="Hyperlink"/>
             <w:rFonts w:ascii="Times New Roman" w:hAnsi="Times New Roman" w:cs="Times New Roman"/>
           </w:rPr>
-          <w:t>AutoMTL</w:t>
-        </w:r>
-        <w:proofErr w:type="spellEnd"/>
-        <w:r>
-          <w:rPr>
-            <w:rStyle w:val="Hyperlink"/>
-            <w:rFonts w:ascii="Times New Roman" w:hAnsi="Times New Roman" w:cs="Times New Roman"/>
-          </w:rPr>
-          <w:t>: A Programming Framework for Automating Efficient Multi-Task Learning</w:t>
+          <w:t>AutoMTL: A Programming Framework for Automating Efficient Multi-Task Learning</w:t>
         </w:r>
       </w:hyperlink>
       <w:r>
@@ -3061,21 +2792,7 @@
         <w:rPr>
           <w:rFonts w:ascii="Times New Roman" w:hAnsi="Times New Roman" w:cs="Times New Roman"/>
         </w:rPr>
-        <w:t xml:space="preserve"> (</w:t>
-      </w:r>
-      <w:proofErr w:type="spellStart"/>
-      <w:r>
-        <w:rPr>
-          <w:rFonts w:ascii="Times New Roman" w:hAnsi="Times New Roman" w:cs="Times New Roman"/>
-        </w:rPr>
-        <w:t>AutoML</w:t>
-      </w:r>
-      <w:proofErr w:type="spellEnd"/>
-      <w:r>
-        <w:rPr>
-          <w:rFonts w:ascii="Times New Roman" w:hAnsi="Times New Roman" w:cs="Times New Roman"/>
-        </w:rPr>
-        <w:t>)</w:t>
+        <w:t xml:space="preserve"> (AutoML)</w:t>
       </w:r>
       <w:r>
         <w:rPr>
@@ -3108,21 +2825,7 @@
         <w:rPr>
           <w:rFonts w:ascii="Times New Roman" w:hAnsi="Times New Roman" w:cs="Times New Roman"/>
         </w:rPr>
-        <w:t xml:space="preserve">, </w:t>
-      </w:r>
-      <w:proofErr w:type="spellStart"/>
-      <w:r>
-        <w:rPr>
-          <w:rFonts w:ascii="Times New Roman" w:hAnsi="Times New Roman" w:cs="Times New Roman"/>
-        </w:rPr>
-        <w:t>Qizheng</w:t>
-      </w:r>
-      <w:proofErr w:type="spellEnd"/>
-      <w:r>
-        <w:rPr>
-          <w:rFonts w:ascii="Times New Roman" w:hAnsi="Times New Roman" w:cs="Times New Roman"/>
-        </w:rPr>
-        <w:t xml:space="preserve"> Yang, Xiao Liu, Hui Guan, </w:t>
+        <w:t xml:space="preserve">, Qizheng Yang, Xiao Liu, Hui Guan, </w:t>
       </w:r>
       <w:hyperlink r:id="rId21" w:history="1">
         <w:r>
@@ -3182,21 +2885,7 @@
         <w:rPr>
           <w:rFonts w:ascii="Times New Roman" w:hAnsi="Times New Roman" w:cs="Times New Roman"/>
         </w:rPr>
-        <w:t xml:space="preserve">, Hui Guan, Yufei Ding, </w:t>
-      </w:r>
-      <w:proofErr w:type="spellStart"/>
-      <w:r>
-        <w:rPr>
-          <w:rFonts w:ascii="Times New Roman" w:hAnsi="Times New Roman" w:cs="Times New Roman"/>
-        </w:rPr>
-        <w:t>Xipeng</w:t>
-      </w:r>
-      <w:proofErr w:type="spellEnd"/>
-      <w:r>
-        <w:rPr>
-          <w:rFonts w:ascii="Times New Roman" w:hAnsi="Times New Roman" w:cs="Times New Roman"/>
-        </w:rPr>
-        <w:t xml:space="preserve"> Shen, Hamid Krim</w:t>
+        <w:t>, Hui Guan, Yufei Ding, Xipeng Shen, Hamid Krim</w:t>
       </w:r>
       <w:r>
         <w:rPr>
@@ -3236,21 +2925,7 @@
         <w:rPr>
           <w:rFonts w:ascii="Times New Roman" w:hAnsi="Times New Roman" w:cs="Times New Roman"/>
         </w:rPr>
-        <w:t xml:space="preserve">Hui Guan, Umang Chaudhary, </w:t>
-      </w:r>
-      <w:proofErr w:type="spellStart"/>
-      <w:r>
-        <w:rPr>
-          <w:rFonts w:ascii="Times New Roman" w:hAnsi="Times New Roman" w:cs="Times New Roman"/>
-        </w:rPr>
-        <w:t>Yuanchao</w:t>
-      </w:r>
-      <w:proofErr w:type="spellEnd"/>
-      <w:r>
-        <w:rPr>
-          <w:rFonts w:ascii="Times New Roman" w:hAnsi="Times New Roman" w:cs="Times New Roman"/>
-        </w:rPr>
-        <w:t xml:space="preserve"> Xu, Lin Ning, </w:t>
+        <w:t xml:space="preserve">Hui Guan, Umang Chaudhary, Yuanchao Xu, Lin Ning, </w:t>
       </w:r>
       <w:r>
         <w:rPr>
@@ -3264,21 +2939,7 @@
         <w:rPr>
           <w:rFonts w:ascii="Times New Roman" w:hAnsi="Times New Roman" w:cs="Times New Roman"/>
         </w:rPr>
-        <w:t xml:space="preserve">, and </w:t>
-      </w:r>
-      <w:proofErr w:type="spellStart"/>
-      <w:r>
-        <w:rPr>
-          <w:rFonts w:ascii="Times New Roman" w:hAnsi="Times New Roman" w:cs="Times New Roman"/>
-        </w:rPr>
-        <w:t>Xipeng</w:t>
-      </w:r>
-      <w:proofErr w:type="spellEnd"/>
-      <w:r>
-        <w:rPr>
-          <w:rFonts w:ascii="Times New Roman" w:hAnsi="Times New Roman" w:cs="Times New Roman"/>
-        </w:rPr>
-        <w:t xml:space="preserve"> Shen</w:t>
+        <w:t>, and Xipeng Shen</w:t>
       </w:r>
       <w:r>
         <w:rPr>
@@ -3364,35 +3025,7 @@
         <w:rPr>
           <w:rFonts w:ascii="Times New Roman" w:hAnsi="Times New Roman" w:cs="Times New Roman"/>
         </w:rPr>
-        <w:t xml:space="preserve">, Xiao Liu, Ying Shen, </w:t>
-      </w:r>
-      <w:proofErr w:type="spellStart"/>
-      <w:r>
-        <w:rPr>
-          <w:rFonts w:ascii="Times New Roman" w:hAnsi="Times New Roman" w:cs="Times New Roman"/>
-        </w:rPr>
-        <w:t>Shengjie</w:t>
-      </w:r>
-      <w:proofErr w:type="spellEnd"/>
-      <w:r>
-        <w:rPr>
-          <w:rFonts w:ascii="Times New Roman" w:hAnsi="Times New Roman" w:cs="Times New Roman"/>
-        </w:rPr>
-        <w:t xml:space="preserve"> Zhao, </w:t>
-      </w:r>
-      <w:proofErr w:type="spellStart"/>
-      <w:r>
-        <w:rPr>
-          <w:rFonts w:ascii="Times New Roman" w:hAnsi="Times New Roman" w:cs="Times New Roman"/>
-        </w:rPr>
-        <w:t>Shaoming</w:t>
-      </w:r>
-      <w:proofErr w:type="spellEnd"/>
-      <w:r>
-        <w:rPr>
-          <w:rFonts w:ascii="Times New Roman" w:hAnsi="Times New Roman" w:cs="Times New Roman"/>
-        </w:rPr>
-        <w:t xml:space="preserve"> Zhang, </w:t>
+        <w:t xml:space="preserve">, Xiao Liu, Ying Shen, Shengjie Zhao, Shaoming Zhang, </w:t>
       </w:r>
       <w:hyperlink r:id="rId24" w:history="1">
         <w:r>
@@ -3493,21 +3126,7 @@
         <w:rPr>
           <w:rFonts w:ascii="Times New Roman" w:hAnsi="Times New Roman" w:cs="Times New Roman"/>
         </w:rPr>
-        <w:t xml:space="preserve">, Lin Zhang, Xiao Liu, Ying Shen, and </w:t>
-      </w:r>
-      <w:proofErr w:type="spellStart"/>
-      <w:r>
-        <w:rPr>
-          <w:rFonts w:ascii="Times New Roman" w:hAnsi="Times New Roman" w:cs="Times New Roman"/>
-        </w:rPr>
-        <w:t>Dongqing</w:t>
-      </w:r>
-      <w:proofErr w:type="spellEnd"/>
-      <w:r>
-        <w:rPr>
-          <w:rFonts w:ascii="Times New Roman" w:hAnsi="Times New Roman" w:cs="Times New Roman"/>
-        </w:rPr>
-        <w:t xml:space="preserve"> Wang, </w:t>
+        <w:t xml:space="preserve">, Lin Zhang, Xiao Liu, Ying Shen, and Dongqing Wang, </w:t>
       </w:r>
       <w:hyperlink r:id="rId25" w:history="1">
         <w:r>
@@ -3684,6 +3303,7 @@
           <w:sz w:val="52"/>
           <w:szCs w:val="52"/>
         </w:rPr>
+        <w:lastRenderedPageBreak/>
         <mc:AlternateContent>
           <mc:Choice Requires="wps">
             <w:drawing>
@@ -3742,7 +3362,7 @@
           </mc:Choice>
           <mc:Fallback>
             <w:pict>
-              <v:line w14:anchorId="65BB5A86" id="直接连接符 5" o:spid="_x0000_s1026" style="position:absolute;flip:y;z-index:251659264;visibility:visible;mso-wrap-style:square;mso-width-percent:0;mso-height-percent:0;mso-wrap-distance-left:9pt;mso-wrap-distance-top:0;mso-wrap-distance-right:9pt;mso-wrap-distance-bottom:0;mso-position-horizontal:absolute;mso-position-horizontal-relative:text;mso-position-vertical:absolute;mso-position-vertical-relative:text;mso-width-percent:0;mso-height-percent:0;mso-width-relative:margin;mso-height-relative:margin" from="-1.65pt,16.7pt" to="457.35pt,16.9pt" o:gfxdata="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" strokecolor="black [3200]" strokeweight=".5pt">
+              <v:line w14:anchorId="6911751A" id="直接连接符 5" o:spid="_x0000_s1026" style="position:absolute;flip:y;z-index:251659264;visibility:visible;mso-wrap-style:square;mso-width-percent:0;mso-height-percent:0;mso-wrap-distance-left:9pt;mso-wrap-distance-top:0;mso-wrap-distance-right:9pt;mso-wrap-distance-bottom:0;mso-position-horizontal:absolute;mso-position-horizontal-relative:text;mso-position-vertical:absolute;mso-position-vertical-relative:text;mso-width-percent:0;mso-height-percent:0;mso-width-relative:margin;mso-height-relative:margin" from="-1.65pt,16.7pt" to="457.35pt,16.9pt" o:gfxdata="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" strokecolor="black [3200]" strokeweight=".5pt">
                 <v:stroke joinstyle="miter"/>
               </v:line>
             </w:pict>
@@ -3810,21 +3430,7 @@
         <w:rPr>
           <w:rFonts w:ascii="Times New Roman" w:hAnsi="Times New Roman" w:cs="Times New Roman" w:hint="eastAsia"/>
         </w:rPr>
-        <w:t xml:space="preserve">, in </w:t>
-      </w:r>
-      <w:proofErr w:type="spellStart"/>
-      <w:r>
-        <w:rPr>
-          <w:rFonts w:ascii="Times New Roman" w:hAnsi="Times New Roman" w:cs="Times New Roman" w:hint="eastAsia"/>
-        </w:rPr>
-        <w:t>ArXiv</w:t>
-      </w:r>
-      <w:proofErr w:type="spellEnd"/>
-      <w:r>
-        <w:rPr>
-          <w:rFonts w:ascii="Times New Roman" w:hAnsi="Times New Roman" w:cs="Times New Roman" w:hint="eastAsia"/>
-        </w:rPr>
-        <w:t>, 2025.</w:t>
+        <w:t>, in ArXiv, 2025.</w:t>
       </w:r>
     </w:p>
     <w:p>
@@ -3842,121 +3448,42 @@
       <w:r>
         <w:rPr>
           <w:rFonts w:ascii="Times New Roman" w:hAnsi="Times New Roman" w:cs="Times New Roman"/>
+        </w:rPr>
+        <w:t>Yuezhou Sun,</w:t>
+      </w:r>
+      <w:r>
+        <w:rPr>
+          <w:rFonts w:ascii="Times New Roman" w:hAnsi="Times New Roman" w:cs="Times New Roman"/>
+        </w:rPr>
+        <w:t xml:space="preserve"> Wenlong Zhao, </w:t>
+      </w:r>
+      <w:r>
+        <w:rPr>
+          <w:rFonts w:ascii="Times New Roman" w:hAnsi="Times New Roman" w:cs="Times New Roman"/>
           <w:b/>
           <w:bCs/>
         </w:rPr>
-        <w:lastRenderedPageBreak/>
         <w:t>Lijun Zhang</w:t>
       </w:r>
       <w:r>
         <w:rPr>
           <w:rFonts w:ascii="Times New Roman" w:hAnsi="Times New Roman" w:cs="Times New Roman"/>
         </w:rPr>
-        <w:t xml:space="preserve">, Xiao Liu, Kaleel Mahmood, Caiwen Ding, Hui Guan, </w:t>
+        <w:t xml:space="preserve">, Xiao Liu, Hui Guan, </w:t>
+      </w:r>
+      <w:r>
+        <w:rPr>
+          <w:rFonts w:ascii="Times New Roman" w:hAnsi="Times New Roman" w:cs="Times New Roman"/>
+        </w:rPr>
+        <w:t>Matei Zaharia</w:t>
+      </w:r>
+      <w:r>
+        <w:rPr>
+          <w:rFonts w:ascii="Times New Roman" w:hAnsi="Times New Roman" w:cs="Times New Roman"/>
+        </w:rPr>
+        <w:t xml:space="preserve">, </w:t>
       </w:r>
       <w:hyperlink r:id="rId27" w:history="1">
-        <w:r>
-          <w:rPr>
-            <w:rStyle w:val="Hyperlink"/>
-            <w:rFonts w:ascii="Times New Roman" w:hAnsi="Times New Roman" w:cs="Times New Roman"/>
-          </w:rPr>
-          <w:t>Dynamic Gradient Balancing for Enhanced Adversarial Attacks on Multi-Task Models</w:t>
-        </w:r>
-      </w:hyperlink>
-      <w:r>
-        <w:rPr>
-          <w:rFonts w:ascii="Times New Roman" w:hAnsi="Times New Roman" w:cs="Times New Roman"/>
-        </w:rPr>
-        <w:t xml:space="preserve">, in </w:t>
-      </w:r>
-      <w:proofErr w:type="spellStart"/>
-      <w:r>
-        <w:rPr>
-          <w:rFonts w:ascii="Times New Roman" w:hAnsi="Times New Roman" w:cs="Times New Roman"/>
-        </w:rPr>
-        <w:t>ArXiv</w:t>
-      </w:r>
-      <w:proofErr w:type="spellEnd"/>
-      <w:r>
-        <w:rPr>
-          <w:rFonts w:ascii="Times New Roman" w:hAnsi="Times New Roman" w:cs="Times New Roman"/>
-        </w:rPr>
-        <w:t>, 2023.</w:t>
-      </w:r>
-    </w:p>
-    <w:p>
-      <w:pPr>
-        <w:pStyle w:val="ListParagraph"/>
-        <w:numPr>
-          <w:ilvl w:val="0"/>
-          <w:numId w:val="13"/>
-        </w:numPr>
-        <w:ind w:firstLineChars="0"/>
-        <w:rPr>
-          <w:rFonts w:ascii="Times New Roman" w:hAnsi="Times New Roman" w:cs="Times New Roman"/>
-        </w:rPr>
-      </w:pPr>
-      <w:proofErr w:type="spellStart"/>
-      <w:r>
-        <w:rPr>
-          <w:rFonts w:ascii="Times New Roman" w:hAnsi="Times New Roman" w:cs="Times New Roman"/>
-        </w:rPr>
-        <w:t>Yuezhou</w:t>
-      </w:r>
-      <w:proofErr w:type="spellEnd"/>
-      <w:r>
-        <w:rPr>
-          <w:rFonts w:ascii="Times New Roman" w:hAnsi="Times New Roman" w:cs="Times New Roman"/>
-        </w:rPr>
-        <w:t xml:space="preserve"> Sun,</w:t>
-      </w:r>
-      <w:r>
-        <w:rPr>
-          <w:rFonts w:ascii="Times New Roman" w:hAnsi="Times New Roman" w:cs="Times New Roman"/>
-        </w:rPr>
-        <w:t xml:space="preserve"> </w:t>
-      </w:r>
-      <w:proofErr w:type="spellStart"/>
-      <w:r>
-        <w:rPr>
-          <w:rFonts w:ascii="Times New Roman" w:hAnsi="Times New Roman" w:cs="Times New Roman"/>
-        </w:rPr>
-        <w:t>Wenlong</w:t>
-      </w:r>
-      <w:proofErr w:type="spellEnd"/>
-      <w:r>
-        <w:rPr>
-          <w:rFonts w:ascii="Times New Roman" w:hAnsi="Times New Roman" w:cs="Times New Roman"/>
-        </w:rPr>
-        <w:t xml:space="preserve"> Zhao, </w:t>
-      </w:r>
-      <w:r>
-        <w:rPr>
-          <w:rFonts w:ascii="Times New Roman" w:hAnsi="Times New Roman" w:cs="Times New Roman"/>
-          <w:b/>
-          <w:bCs/>
-        </w:rPr>
-        <w:t>Lijun Zhang</w:t>
-      </w:r>
-      <w:r>
-        <w:rPr>
-          <w:rFonts w:ascii="Times New Roman" w:hAnsi="Times New Roman" w:cs="Times New Roman"/>
-        </w:rPr>
-        <w:t xml:space="preserve">, Xiao Liu, Hui Guan, </w:t>
-      </w:r>
-      <w:r>
-        <w:rPr>
-          <w:rFonts w:ascii="Times New Roman" w:hAnsi="Times New Roman" w:cs="Times New Roman"/>
-        </w:rPr>
-        <w:t>Matei Zaharia</w:t>
-      </w:r>
-      <w:r>
-        <w:rPr>
-          <w:rFonts w:ascii="Times New Roman" w:hAnsi="Times New Roman" w:cs="Times New Roman"/>
-        </w:rPr>
-        <w:t xml:space="preserve">, </w:t>
-      </w:r>
-      <w:hyperlink r:id="rId28" w:history="1">
         <w:r>
           <w:rPr>
             <w:rStyle w:val="Hyperlink"/>
@@ -3969,21 +3496,7 @@
         <w:rPr>
           <w:rFonts w:ascii="Times New Roman" w:hAnsi="Times New Roman" w:cs="Times New Roman"/>
         </w:rPr>
-        <w:t xml:space="preserve">, in </w:t>
-      </w:r>
-      <w:proofErr w:type="spellStart"/>
-      <w:r>
-        <w:rPr>
-          <w:rFonts w:ascii="Times New Roman" w:hAnsi="Times New Roman" w:cs="Times New Roman"/>
-        </w:rPr>
-        <w:t>ArXiv</w:t>
-      </w:r>
-      <w:proofErr w:type="spellEnd"/>
-      <w:r>
-        <w:rPr>
-          <w:rFonts w:ascii="Times New Roman" w:hAnsi="Times New Roman" w:cs="Times New Roman"/>
-        </w:rPr>
-        <w:t>, 2021.</w:t>
+        <w:t>, in ArXiv, 2021.</w:t>
       </w:r>
     </w:p>
     <w:p>
@@ -4018,7 +3531,7 @@
         </w:rPr>
         <w:t xml:space="preserve">, </w:t>
       </w:r>
-      <w:hyperlink r:id="rId29" w:history="1">
+      <w:hyperlink r:id="rId28" w:history="1">
         <w:r>
           <w:rPr>
             <w:rStyle w:val="Hyperlink"/>
@@ -4031,21 +3544,7 @@
         <w:rPr>
           <w:rFonts w:ascii="Times New Roman" w:hAnsi="Times New Roman" w:cs="Times New Roman"/>
         </w:rPr>
-        <w:t xml:space="preserve">, in </w:t>
-      </w:r>
-      <w:proofErr w:type="spellStart"/>
-      <w:r>
-        <w:rPr>
-          <w:rFonts w:ascii="Times New Roman" w:hAnsi="Times New Roman" w:cs="Times New Roman"/>
-        </w:rPr>
-        <w:t>ArXiv</w:t>
-      </w:r>
-      <w:proofErr w:type="spellEnd"/>
-      <w:r>
-        <w:rPr>
-          <w:rFonts w:ascii="Times New Roman" w:hAnsi="Times New Roman" w:cs="Times New Roman"/>
-        </w:rPr>
-        <w:t>, 2020.</w:t>
+        <w:t>, in ArXiv, 2020.</w:t>
       </w:r>
     </w:p>
     <w:p>
@@ -4119,7 +3618,7 @@
                               <w:wordWrap w:val="0"/>
                               <w:jc w:val="right"/>
                               <w:rPr>
-                                <w:rFonts w:ascii="Times New Roman" w:hAnsi="Times New Roman" w:cs="Times New Roman"/>
+                                <w:rFonts w:ascii="Times New Roman" w:hAnsi="Times New Roman" w:cs="Times New Roman" w:hint="eastAsia"/>
                                 <w:szCs w:val="21"/>
                               </w:rPr>
                             </w:pPr>
@@ -4142,7 +3641,7 @@
                                 <w:rFonts w:ascii="Times New Roman" w:hAnsi="Times New Roman" w:cs="Times New Roman" w:hint="eastAsia"/>
                                 <w:szCs w:val="21"/>
                               </w:rPr>
-                              <w:t>May.2025</w:t>
+                              <w:t>Present</w:t>
                             </w:r>
                           </w:p>
                         </w:txbxContent>
@@ -4172,7 +3671,7 @@
                         <w:wordWrap w:val="0"/>
                         <w:jc w:val="right"/>
                         <w:rPr>
-                          <w:rFonts w:ascii="Times New Roman" w:hAnsi="Times New Roman" w:cs="Times New Roman"/>
+                          <w:rFonts w:ascii="Times New Roman" w:hAnsi="Times New Roman" w:cs="Times New Roman" w:hint="eastAsia"/>
                           <w:szCs w:val="21"/>
                         </w:rPr>
                       </w:pPr>
@@ -4195,7 +3694,7 @@
                           <w:rFonts w:ascii="Times New Roman" w:hAnsi="Times New Roman" w:cs="Times New Roman" w:hint="eastAsia"/>
                           <w:szCs w:val="21"/>
                         </w:rPr>
-                        <w:t>May.2025</w:t>
+                        <w:t>Present</w:t>
                       </w:r>
                     </w:p>
                   </w:txbxContent>
@@ -4272,7 +3771,7 @@
           </mc:Choice>
           <mc:Fallback>
             <w:pict>
-              <v:line w14:anchorId="3D2E542B" id="直接连接符 7" o:spid="_x0000_s1026" style="position:absolute;flip:y;z-index:251644416;visibility:visible;mso-wrap-style:square;mso-width-percent:0;mso-height-percent:0;mso-wrap-distance-left:9pt;mso-wrap-distance-top:0;mso-wrap-distance-right:9pt;mso-wrap-distance-bottom:0;mso-position-horizontal:absolute;mso-position-horizontal-relative:text;mso-position-vertical:absolute;mso-position-vertical-relative:text;mso-width-percent:0;mso-height-percent:0;mso-width-relative:margin;mso-height-relative:margin" from="-1.65pt,16.7pt" to="457.35pt,16.9pt" o:gfxdata="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" strokecolor="black [3200]" strokeweight=".5pt">
+              <v:line w14:anchorId="79B02333" id="直接连接符 7" o:spid="_x0000_s1026" style="position:absolute;flip:y;z-index:251644416;visibility:visible;mso-wrap-style:square;mso-width-percent:0;mso-height-percent:0;mso-wrap-distance-left:9pt;mso-wrap-distance-top:0;mso-wrap-distance-right:9pt;mso-wrap-distance-bottom:0;mso-position-horizontal:absolute;mso-position-horizontal-relative:text;mso-position-vertical:absolute;mso-position-vertical-relative:text;mso-width-percent:0;mso-height-percent:0;mso-width-relative:margin;mso-height-relative:margin" from="-1.65pt,16.7pt" to="457.35pt,16.9pt" o:gfxdata="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" strokecolor="black [3200]" strokeweight=".5pt">
                 <v:stroke joinstyle="miter"/>
               </v:line>
             </w:pict>
@@ -4329,27 +3828,7 @@
           <w:i/>
           <w:iCs/>
         </w:rPr>
-        <w:t xml:space="preserve">Research Assistant, Advised by Prof. Hui Guan, </w:t>
-      </w:r>
-      <w:proofErr w:type="spellStart"/>
-      <w:r>
-        <w:rPr>
-          <w:rFonts w:ascii="Times New Roman" w:hAnsi="Times New Roman" w:cs="Times New Roman"/>
-          <w:bCs/>
-          <w:i/>
-          <w:iCs/>
-        </w:rPr>
-        <w:t>MLSys</w:t>
-      </w:r>
-      <w:proofErr w:type="spellEnd"/>
-      <w:r>
-        <w:rPr>
-          <w:rFonts w:ascii="Times New Roman" w:hAnsi="Times New Roman" w:cs="Times New Roman"/>
-          <w:bCs/>
-          <w:i/>
-          <w:iCs/>
-        </w:rPr>
-        <w:t xml:space="preserve"> Lab, UMass Amherst </w:t>
+        <w:t xml:space="preserve">Research Assistant, Advised by Prof. Hui Guan, MLSys Lab, UMass Amherst </w:t>
       </w:r>
     </w:p>
     <w:p>
@@ -4413,23 +3892,7 @@
           <w:rFonts w:ascii="Times New Roman" w:hAnsi="Times New Roman" w:cs="Times New Roman"/>
           <w:bCs/>
         </w:rPr>
-        <w:t xml:space="preserve">Exploring </w:t>
-      </w:r>
-      <w:proofErr w:type="gramStart"/>
-      <w:r>
-        <w:rPr>
-          <w:rFonts w:ascii="Times New Roman" w:hAnsi="Times New Roman" w:cs="Times New Roman"/>
-          <w:bCs/>
-        </w:rPr>
-        <w:t>possibility</w:t>
-      </w:r>
-      <w:proofErr w:type="gramEnd"/>
-      <w:r>
-        <w:rPr>
-          <w:rFonts w:ascii="Times New Roman" w:hAnsi="Times New Roman" w:cs="Times New Roman"/>
-          <w:bCs/>
-        </w:rPr>
-        <w:t xml:space="preserve"> of efficiently generating parameters for multi-task models from single-task models, utilizing the generation power of stable diffusion models. (A paper accepted to </w:t>
+        <w:t xml:space="preserve">Exploring possibility of efficiently generating parameters for multi-task models from single-task models, utilizing the generation power of stable diffusion models. (A paper accepted to </w:t>
       </w:r>
       <w:r>
         <w:rPr>
@@ -4458,6 +3921,104 @@
           <w:bCs/>
         </w:rPr>
         <w:t>)</w:t>
+      </w:r>
+    </w:p>
+    <w:p>
+      <w:pPr>
+        <w:pStyle w:val="ListParagraph"/>
+        <w:numPr>
+          <w:ilvl w:val="0"/>
+          <w:numId w:val="16"/>
+        </w:numPr>
+        <w:ind w:firstLineChars="0"/>
+        <w:rPr>
+          <w:rFonts w:ascii="Times New Roman" w:hAnsi="Times New Roman" w:cs="Times New Roman"/>
+          <w:bCs/>
+        </w:rPr>
+      </w:pPr>
+      <w:r>
+        <w:rPr>
+          <w:rFonts w:ascii="Times New Roman" w:hAnsi="Times New Roman" w:cs="Times New Roman"/>
+          <w:bCs/>
+        </w:rPr>
+        <w:t xml:space="preserve">Understanding the implicit modeling of the world achieved by the diffusion model </w:t>
+      </w:r>
+      <w:r>
+        <w:rPr>
+          <w:rFonts w:ascii="Times New Roman" w:hAnsi="Times New Roman" w:cs="Times New Roman" w:hint="eastAsia"/>
+          <w:bCs/>
+        </w:rPr>
+        <w:t>during</w:t>
+      </w:r>
+      <w:r>
+        <w:rPr>
+          <w:rFonts w:ascii="Times New Roman" w:hAnsi="Times New Roman" w:cs="Times New Roman"/>
+          <w:bCs/>
+        </w:rPr>
+        <w:t xml:space="preserve"> learning generation task </w:t>
+      </w:r>
+      <w:r>
+        <w:rPr>
+          <w:rFonts w:ascii="Times New Roman" w:hAnsi="Times New Roman" w:cs="Times New Roman" w:hint="eastAsia"/>
+          <w:bCs/>
+        </w:rPr>
+        <w:t xml:space="preserve">, which </w:t>
+      </w:r>
+      <w:r>
+        <w:rPr>
+          <w:rFonts w:ascii="Times New Roman" w:hAnsi="Times New Roman" w:cs="Times New Roman"/>
+          <w:bCs/>
+        </w:rPr>
+        <w:t xml:space="preserve">helps </w:t>
+      </w:r>
+      <w:r>
+        <w:rPr>
+          <w:rFonts w:ascii="Times New Roman" w:hAnsi="Times New Roman" w:cs="Times New Roman" w:hint="eastAsia"/>
+          <w:bCs/>
+        </w:rPr>
+        <w:t>to</w:t>
+      </w:r>
+      <w:r>
+        <w:rPr>
+          <w:rFonts w:ascii="Times New Roman" w:hAnsi="Times New Roman" w:cs="Times New Roman"/>
+          <w:bCs/>
+        </w:rPr>
+        <w:t xml:space="preserve"> understand the physical laws of the world and build a world model with the ability to predict future states</w:t>
+      </w:r>
+      <w:r>
+        <w:rPr>
+          <w:rFonts w:ascii="Times New Roman" w:hAnsi="Times New Roman" w:cs="Times New Roman" w:hint="eastAsia"/>
+          <w:bCs/>
+        </w:rPr>
+        <w:t xml:space="preserve"> as human can</w:t>
+      </w:r>
+      <w:r>
+        <w:rPr>
+          <w:rFonts w:ascii="Times New Roman" w:hAnsi="Times New Roman" w:cs="Times New Roman" w:hint="eastAsia"/>
+          <w:bCs/>
+        </w:rPr>
+        <w:t xml:space="preserve"> (</w:t>
+      </w:r>
+      <w:r>
+        <w:rPr>
+          <w:rFonts w:ascii="Times New Roman" w:hAnsi="Times New Roman" w:cs="Times New Roman" w:hint="eastAsia"/>
+          <w:bCs/>
+        </w:rPr>
+        <w:t>p</w:t>
+      </w:r>
+      <w:r>
+        <w:rPr>
+          <w:rFonts w:ascii="Times New Roman" w:hAnsi="Times New Roman" w:cs="Times New Roman" w:hint="eastAsia"/>
+          <w:bCs/>
+        </w:rPr>
+        <w:t>ostdoc focus)</w:t>
+      </w:r>
+      <w:r>
+        <w:rPr>
+          <w:rFonts w:ascii="Times New Roman" w:hAnsi="Times New Roman" w:cs="Times New Roman" w:hint="eastAsia"/>
+          <w:bCs/>
+        </w:rPr>
+        <w:t>.</w:t>
       </w:r>
     </w:p>
     <w:p>
@@ -4537,7 +4098,14 @@
                                 <w:rFonts w:ascii="Times New Roman" w:hAnsi="Times New Roman" w:cs="Times New Roman" w:hint="eastAsia"/>
                                 <w:szCs w:val="21"/>
                               </w:rPr>
-                              <w:t>June.2023</w:t>
+                              <w:t>June.202</w:t>
+                            </w:r>
+                            <w:r>
+                              <w:rPr>
+                                <w:rFonts w:ascii="Times New Roman" w:hAnsi="Times New Roman" w:cs="Times New Roman" w:hint="eastAsia"/>
+                                <w:szCs w:val="21"/>
+                              </w:rPr>
+                              <w:t>5</w:t>
                             </w:r>
                           </w:p>
                         </w:txbxContent>
@@ -4583,7 +4151,14 @@
                           <w:rFonts w:ascii="Times New Roman" w:hAnsi="Times New Roman" w:cs="Times New Roman" w:hint="eastAsia"/>
                           <w:szCs w:val="21"/>
                         </w:rPr>
-                        <w:t>June.2023</w:t>
+                        <w:t>June.202</w:t>
+                      </w:r>
+                      <w:r>
+                        <w:rPr>
+                          <w:rFonts w:ascii="Times New Roman" w:hAnsi="Times New Roman" w:cs="Times New Roman" w:hint="eastAsia"/>
+                          <w:szCs w:val="21"/>
+                        </w:rPr>
+                        <w:t>5</w:t>
                       </w:r>
                     </w:p>
                   </w:txbxContent>
@@ -4652,7 +4227,6 @@
         </w:rPr>
         <w:t xml:space="preserve">, </w:t>
       </w:r>
-      <w:proofErr w:type="spellStart"/>
       <w:r>
         <w:rPr>
           <w:rFonts w:ascii="Times New Roman" w:hAnsi="Times New Roman" w:cs="Times New Roman"/>
@@ -4660,7 +4234,6 @@
         </w:rPr>
         <w:t>MLSys</w:t>
       </w:r>
-      <w:proofErr w:type="spellEnd"/>
       <w:r>
         <w:rPr>
           <w:rFonts w:ascii="Times New Roman" w:hAnsi="Times New Roman" w:cs="Times New Roman"/>
@@ -4865,19 +4438,11 @@
           <w:rFonts w:ascii="Times New Roman" w:hAnsi="Times New Roman" w:cs="Times New Roman"/>
         </w:rPr>
       </w:pPr>
-      <w:proofErr w:type="gramStart"/>
-      <w:r>
-        <w:rPr>
-          <w:rFonts w:ascii="Times New Roman" w:hAnsi="Times New Roman" w:cs="Times New Roman"/>
-        </w:rPr>
-        <w:t>Conducted</w:t>
-      </w:r>
-      <w:proofErr w:type="gramEnd"/>
-      <w:r>
-        <w:rPr>
-          <w:rFonts w:ascii="Times New Roman" w:hAnsi="Times New Roman" w:cs="Times New Roman"/>
-        </w:rPr>
-        <w:t xml:space="preserve"> an empirical study on how to share model parameters in multi-domain learning and concluded insights that challenge the common practice in hard parameter sharing and promote an alternative parameter sharing strategy as a stronger baseline. (A paper </w:t>
+      <w:r>
+        <w:rPr>
+          <w:rFonts w:ascii="Times New Roman" w:hAnsi="Times New Roman" w:cs="Times New Roman"/>
+        </w:rPr>
+        <w:t xml:space="preserve">Conducted an empirical study on how to share model parameters in multi-domain learning and concluded insights that challenge the common practice in hard parameter sharing and promote an alternative parameter sharing strategy as a stronger baseline. (A paper </w:t>
       </w:r>
       <w:r>
         <w:rPr>
@@ -5036,6 +4601,32 @@
           <w:rFonts w:ascii="Times New Roman" w:hAnsi="Times New Roman" w:cs="Times New Roman"/>
         </w:rPr>
         <w:t>22)</w:t>
+      </w:r>
+    </w:p>
+    <w:p>
+      <w:pPr>
+        <w:pStyle w:val="ListParagraph"/>
+        <w:numPr>
+          <w:ilvl w:val="0"/>
+          <w:numId w:val="11"/>
+        </w:numPr>
+        <w:ind w:firstLineChars="0"/>
+        <w:rPr>
+          <w:rFonts w:ascii="Times New Roman" w:hAnsi="Times New Roman" w:cs="Times New Roman"/>
+        </w:rPr>
+      </w:pPr>
+      <w:r>
+        <w:rPr>
+          <w:rFonts w:ascii="Times New Roman" w:hAnsi="Times New Roman" w:cs="Times New Roman"/>
+        </w:rPr>
+        <w:t xml:space="preserve">Analyzed the robustness of multi-task systems with existing single-task adversarial attacks and </w:t>
+      </w:r>
+      <w:r>
+        <w:rPr>
+          <w:rFonts w:ascii="Times New Roman" w:hAnsi="Times New Roman" w:cs="Times New Roman"/>
+        </w:rPr>
+        <w:lastRenderedPageBreak/>
+        <w:t>identified their limitations in ruining all the tasks at once; developed dynamic gradient balanced attack to efficiently attack all the tasks simultaneously; demonstrated the relationship between parameter sharing and adversarial vulnerability of multi-task models. (A paper accepted by Neurocomputing’25)</w:t>
       </w:r>
     </w:p>
     <w:p>
@@ -5302,7 +4893,6 @@
         </w:rPr>
         <w:t xml:space="preserve">Research Assistant, </w:t>
       </w:r>
-      <w:proofErr w:type="gramStart"/>
       <w:r>
         <w:rPr>
           <w:rFonts w:ascii="Times New Roman" w:hAnsi="Times New Roman" w:cs="Times New Roman" w:hint="eastAsia"/>
@@ -5310,7 +4900,6 @@
         </w:rPr>
         <w:t>Advised</w:t>
       </w:r>
-      <w:proofErr w:type="gramEnd"/>
       <w:r>
         <w:rPr>
           <w:rFonts w:ascii="Times New Roman" w:hAnsi="Times New Roman" w:cs="Times New Roman"/>
@@ -5435,14 +5024,7 @@
         <w:rPr>
           <w:rFonts w:ascii="Times New Roman" w:hAnsi="Times New Roman" w:cs="Times New Roman"/>
         </w:rPr>
-        <w:t xml:space="preserve"> via neural </w:t>
-      </w:r>
-      <w:r>
-        <w:rPr>
-          <w:rFonts w:ascii="Times New Roman" w:hAnsi="Times New Roman" w:cs="Times New Roman"/>
-        </w:rPr>
-        <w:lastRenderedPageBreak/>
-        <w:t xml:space="preserve">networks, it is necessary to </w:t>
+        <w:t xml:space="preserve"> via neural networks, it is necessary to </w:t>
       </w:r>
       <w:r>
         <w:rPr>
@@ -5503,21 +5085,7 @@
         <w:rPr>
           <w:rFonts w:ascii="Times New Roman" w:hAnsi="Times New Roman" w:cs="Times New Roman"/>
         </w:rPr>
-        <w:t xml:space="preserve">based on </w:t>
-      </w:r>
-      <w:proofErr w:type="spellStart"/>
-      <w:r>
-        <w:rPr>
-          <w:rFonts w:ascii="Times New Roman" w:hAnsi="Times New Roman" w:cs="Times New Roman"/>
-        </w:rPr>
-        <w:t>Retinex</w:t>
-      </w:r>
-      <w:proofErr w:type="spellEnd"/>
-      <w:r>
-        <w:rPr>
-          <w:rFonts w:ascii="Times New Roman" w:hAnsi="Times New Roman" w:cs="Times New Roman"/>
-        </w:rPr>
-        <w:t xml:space="preserve"> Theory</w:t>
+        <w:t>based on Retinex Theory</w:t>
       </w:r>
       <w:r>
         <w:rPr>
@@ -6193,7 +5761,6 @@
           <w:rFonts w:ascii="Times New Roman" w:hAnsi="Times New Roman" w:cs="Times New Roman"/>
         </w:rPr>
       </w:pPr>
-      <w:proofErr w:type="gramStart"/>
       <w:r>
         <w:rPr>
           <w:rFonts w:ascii="Times New Roman" w:hAnsi="Times New Roman" w:cs="Times New Roman"/>
@@ -6206,7 +5773,6 @@
         </w:rPr>
         <w:t>ed</w:t>
       </w:r>
-      <w:proofErr w:type="gramEnd"/>
       <w:r>
         <w:rPr>
           <w:rFonts w:ascii="Times New Roman" w:hAnsi="Times New Roman" w:cs="Times New Roman"/>
@@ -6483,17 +6049,8 @@
                                 <w:rFonts w:ascii="Times New Roman" w:hAnsi="Times New Roman" w:cs="Times New Roman"/>
                                 <w:szCs w:val="21"/>
                               </w:rPr>
-                              <w:t>Conf-</w:t>
+                              <w:t>Conf-AutoML</w:t>
                             </w:r>
-                            <w:proofErr w:type="spellStart"/>
-                            <w:r>
-                              <w:rPr>
-                                <w:rFonts w:ascii="Times New Roman" w:hAnsi="Times New Roman" w:cs="Times New Roman"/>
-                                <w:szCs w:val="21"/>
-                              </w:rPr>
-                              <w:t>AutoML</w:t>
-                            </w:r>
-                            <w:proofErr w:type="spellEnd"/>
                             <w:r>
                               <w:rPr>
                                 <w:rFonts w:ascii="Times New Roman" w:hAnsi="Times New Roman" w:cs="Times New Roman"/>
@@ -6795,17 +6352,8 @@
                           <w:rFonts w:ascii="Times New Roman" w:hAnsi="Times New Roman" w:cs="Times New Roman"/>
                           <w:szCs w:val="21"/>
                         </w:rPr>
-                        <w:t>Conf-</w:t>
+                        <w:t>Conf-AutoML</w:t>
                       </w:r>
-                      <w:proofErr w:type="spellStart"/>
-                      <w:r>
-                        <w:rPr>
-                          <w:rFonts w:ascii="Times New Roman" w:hAnsi="Times New Roman" w:cs="Times New Roman"/>
-                          <w:szCs w:val="21"/>
-                        </w:rPr>
-                        <w:t>AutoML</w:t>
-                      </w:r>
-                      <w:proofErr w:type="spellEnd"/>
                       <w:r>
                         <w:rPr>
                           <w:rFonts w:ascii="Times New Roman" w:hAnsi="Times New Roman" w:cs="Times New Roman"/>
@@ -7094,7 +6642,7 @@
           </mc:Choice>
           <mc:Fallback>
             <w:pict>
-              <v:line w14:anchorId="0A280C37" id="直接连接符 15" o:spid="_x0000_s1026" style="position:absolute;flip:y;z-index:251649024;visibility:visible;mso-wrap-style:square;mso-width-percent:0;mso-height-percent:0;mso-wrap-distance-left:9pt;mso-wrap-distance-top:0;mso-wrap-distance-right:9pt;mso-wrap-distance-bottom:0;mso-position-horizontal:absolute;mso-position-horizontal-relative:text;mso-position-vertical:absolute;mso-position-vertical-relative:text;mso-width-percent:0;mso-height-percent:0;mso-width-relative:margin;mso-height-relative:margin" from="-1.65pt,16.7pt" to="457.35pt,16.9pt" o:gfxdata="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" strokecolor="black [3200]" strokeweight=".5pt">
+              <v:line w14:anchorId="0556F9D7" id="直接连接符 15" o:spid="_x0000_s1026" style="position:absolute;flip:y;z-index:251649024;visibility:visible;mso-wrap-style:square;mso-width-percent:0;mso-height-percent:0;mso-wrap-distance-left:9pt;mso-wrap-distance-top:0;mso-wrap-distance-right:9pt;mso-wrap-distance-bottom:0;mso-position-horizontal:absolute;mso-position-horizontal-relative:text;mso-position-vertical:absolute;mso-position-vertical-relative:text;mso-width-percent:0;mso-height-percent:0;mso-width-relative:margin;mso-height-relative:margin" from="-1.65pt,16.7pt" to="457.35pt,16.9pt" o:gfxdata="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" strokecolor="black [3200]" strokeweight=".5pt">
                 <v:stroke joinstyle="miter"/>
               </v:line>
             </w:pict>
@@ -9602,7 +9150,6 @@
   <w:style w:type="character" w:default="1" w:styleId="DefaultParagraphFont">
     <w:name w:val="Default Paragraph Font"/>
     <w:uiPriority w:val="1"/>
-    <w:semiHidden/>
     <w:unhideWhenUsed/>
   </w:style>
   <w:style w:type="table" w:default="1" w:styleId="TableNormal">
